--- a/2026_중2_과학_모의고사_정답해설.docx
+++ b/2026_중2_과학_모의고사_정답해설.docx
@@ -4,50 +4,28 @@
   <w:body>
     <w:p>
       <w:pPr>
-        <w:spacing w:after="40" w:before="0"/>
+        <w:spacing w:after="120" w:before="0"/>
         <w:jc w:val="center"/>
       </w:pPr>
       <w:r>
         <w:rPr>
           <w:rFonts w:ascii="Malgun Gothic" w:hAnsi="Malgun Gothic" w:eastAsia="Malgun Gothic"/>
           <w:b/>
-          <w:sz w:val="32"/>
+          <w:sz w:val="28"/>
         </w:rPr>
-        <w:t>2026학년도 중학교 2학년 과학 모의고사</w:t>
+        <w:t>2026학년도 중2 과학 모의고사 — 정답 및 해설</w:t>
       </w:r>
     </w:p>
     <w:p>
       <w:pPr>
-        <w:spacing w:after="40" w:before="0"/>
-        <w:jc w:val="center"/>
-      </w:pPr>
-      <w:r>
-        <w:rPr>
-          <w:rFonts w:ascii="Malgun Gothic" w:hAnsi="Malgun Gothic" w:eastAsia="Malgun Gothic"/>
-          <w:b w:val="0"/>
-          <w:color w:val="555555"/>
-          <w:sz w:val="20"/>
-        </w:rPr>
-        <w:t>정답 및 해설</w:t>
-      </w:r>
-    </w:p>
-    <w:p>
-      <w:pPr>
-        <w:pBdr>
-          <w:bottom w:val="single" w:sz="8" w:space="1" w:color="333333"/>
-        </w:pBdr>
-      </w:pPr>
-    </w:p>
-    <w:p>
-      <w:pPr>
-        <w:spacing w:after="80" w:before="0"/>
+        <w:spacing w:after="60" w:before="0"/>
       </w:pPr>
       <w:r>
         <w:rPr>
           <w:rFonts w:ascii="Malgun Gothic" w:hAnsi="Malgun Gothic" w:eastAsia="Malgun Gothic"/>
           <w:b/>
           <w:color w:val="1F3A5F"/>
-          <w:sz w:val="26"/>
+          <w:sz w:val="24"/>
         </w:rPr>
         <w:t>빠른 정답표</w:t>
       </w:r>
@@ -58,29 +36,29 @@
         <w:jc w:val="center"/>
         <w:tblLook w:firstColumn="1" w:firstRow="1" w:lastColumn="0" w:lastRow="0" w:noHBand="0" w:noVBand="1" w:val="04A0"/>
         <w:tblBorders>
-          <w:top w:val="single" w:sz="6" w:space="0" w:color="888888"/>
-          <w:left w:val="single" w:sz="6" w:space="0" w:color="888888"/>
-          <w:bottom w:val="single" w:sz="6" w:space="0" w:color="888888"/>
-          <w:right w:val="single" w:sz="6" w:space="0" w:color="888888"/>
-          <w:insideH w:val="single" w:sz="6" w:space="0" w:color="888888"/>
-          <w:insideV w:val="single" w:sz="6" w:space="0" w:color="888888"/>
+          <w:top w:val="single" w:sz="4" w:space="0" w:color="999999"/>
+          <w:left w:val="single" w:sz="4" w:space="0" w:color="999999"/>
+          <w:bottom w:val="single" w:sz="4" w:space="0" w:color="999999"/>
+          <w:right w:val="single" w:sz="4" w:space="0" w:color="999999"/>
+          <w:insideH w:val="single" w:sz="4" w:space="0" w:color="999999"/>
+          <w:insideV w:val="single" w:sz="4" w:space="0" w:color="999999"/>
         </w:tblBorders>
       </w:tblPr>
       <w:tblGrid>
-        <w:gridCol w:w="1261"/>
-        <w:gridCol w:w="1261"/>
-        <w:gridCol w:w="1261"/>
-        <w:gridCol w:w="1261"/>
-        <w:gridCol w:w="1261"/>
-        <w:gridCol w:w="1261"/>
-        <w:gridCol w:w="1261"/>
-        <w:gridCol w:w="1261"/>
+        <w:gridCol w:w="1346"/>
+        <w:gridCol w:w="1346"/>
+        <w:gridCol w:w="1346"/>
+        <w:gridCol w:w="1346"/>
+        <w:gridCol w:w="1346"/>
+        <w:gridCol w:w="1346"/>
+        <w:gridCol w:w="1346"/>
+        <w:gridCol w:w="1346"/>
       </w:tblGrid>
       <w:tr>
         <w:tc>
           <w:tcPr>
-            <w:tcW w:type="dxa" w:w="1261"/>
-            <w:shd w:val="clear" w:color="auto" w:fill="E8E8E8"/>
+            <w:tcW w:type="dxa" w:w="1346"/>
+            <w:shd w:val="clear" w:color="auto" w:fill="E6E6E6"/>
           </w:tcPr>
           <w:p>
             <w:pPr>
@@ -90,7 +68,7 @@
               <w:rPr>
                 <w:rFonts w:ascii="Malgun Gothic" w:hAnsi="Malgun Gothic" w:eastAsia="Malgun Gothic"/>
                 <w:b/>
-                <w:sz w:val="19"/>
+                <w:sz w:val="17"/>
               </w:rPr>
               <w:t>문항</w:t>
             </w:r>
@@ -98,8 +76,8 @@
         </w:tc>
         <w:tc>
           <w:tcPr>
-            <w:tcW w:type="dxa" w:w="1261"/>
-            <w:shd w:val="clear" w:color="auto" w:fill="E8E8E8"/>
+            <w:tcW w:type="dxa" w:w="1346"/>
+            <w:shd w:val="clear" w:color="auto" w:fill="E6E6E6"/>
           </w:tcPr>
           <w:p>
             <w:pPr>
@@ -109,7 +87,7 @@
               <w:rPr>
                 <w:rFonts w:ascii="Malgun Gothic" w:hAnsi="Malgun Gothic" w:eastAsia="Malgun Gothic"/>
                 <w:b/>
-                <w:sz w:val="19"/>
+                <w:sz w:val="17"/>
               </w:rPr>
               <w:t>정답</w:t>
             </w:r>
@@ -117,8 +95,8 @@
         </w:tc>
         <w:tc>
           <w:tcPr>
-            <w:tcW w:type="dxa" w:w="1261"/>
-            <w:shd w:val="clear" w:color="auto" w:fill="E8E8E8"/>
+            <w:tcW w:type="dxa" w:w="1346"/>
+            <w:shd w:val="clear" w:color="auto" w:fill="E6E6E6"/>
           </w:tcPr>
           <w:p>
             <w:pPr>
@@ -128,7 +106,7 @@
               <w:rPr>
                 <w:rFonts w:ascii="Malgun Gothic" w:hAnsi="Malgun Gothic" w:eastAsia="Malgun Gothic"/>
                 <w:b/>
-                <w:sz w:val="19"/>
+                <w:sz w:val="17"/>
               </w:rPr>
               <w:t>문항</w:t>
             </w:r>
@@ -136,8 +114,8 @@
         </w:tc>
         <w:tc>
           <w:tcPr>
-            <w:tcW w:type="dxa" w:w="1261"/>
-            <w:shd w:val="clear" w:color="auto" w:fill="E8E8E8"/>
+            <w:tcW w:type="dxa" w:w="1346"/>
+            <w:shd w:val="clear" w:color="auto" w:fill="E6E6E6"/>
           </w:tcPr>
           <w:p>
             <w:pPr>
@@ -147,7 +125,7 @@
               <w:rPr>
                 <w:rFonts w:ascii="Malgun Gothic" w:hAnsi="Malgun Gothic" w:eastAsia="Malgun Gothic"/>
                 <w:b/>
-                <w:sz w:val="19"/>
+                <w:sz w:val="17"/>
               </w:rPr>
               <w:t>정답</w:t>
             </w:r>
@@ -155,8 +133,8 @@
         </w:tc>
         <w:tc>
           <w:tcPr>
-            <w:tcW w:type="dxa" w:w="1261"/>
-            <w:shd w:val="clear" w:color="auto" w:fill="E8E8E8"/>
+            <w:tcW w:type="dxa" w:w="1346"/>
+            <w:shd w:val="clear" w:color="auto" w:fill="E6E6E6"/>
           </w:tcPr>
           <w:p>
             <w:pPr>
@@ -166,7 +144,7 @@
               <w:rPr>
                 <w:rFonts w:ascii="Malgun Gothic" w:hAnsi="Malgun Gothic" w:eastAsia="Malgun Gothic"/>
                 <w:b/>
-                <w:sz w:val="19"/>
+                <w:sz w:val="17"/>
               </w:rPr>
               <w:t>문항</w:t>
             </w:r>
@@ -174,8 +152,8 @@
         </w:tc>
         <w:tc>
           <w:tcPr>
-            <w:tcW w:type="dxa" w:w="1261"/>
-            <w:shd w:val="clear" w:color="auto" w:fill="E8E8E8"/>
+            <w:tcW w:type="dxa" w:w="1346"/>
+            <w:shd w:val="clear" w:color="auto" w:fill="E6E6E6"/>
           </w:tcPr>
           <w:p>
             <w:pPr>
@@ -185,7 +163,7 @@
               <w:rPr>
                 <w:rFonts w:ascii="Malgun Gothic" w:hAnsi="Malgun Gothic" w:eastAsia="Malgun Gothic"/>
                 <w:b/>
-                <w:sz w:val="19"/>
+                <w:sz w:val="17"/>
               </w:rPr>
               <w:t>정답</w:t>
             </w:r>
@@ -193,8 +171,8 @@
         </w:tc>
         <w:tc>
           <w:tcPr>
-            <w:tcW w:type="dxa" w:w="1261"/>
-            <w:shd w:val="clear" w:color="auto" w:fill="E8E8E8"/>
+            <w:tcW w:type="dxa" w:w="1346"/>
+            <w:shd w:val="clear" w:color="auto" w:fill="E6E6E6"/>
           </w:tcPr>
           <w:p>
             <w:pPr>
@@ -204,7 +182,7 @@
               <w:rPr>
                 <w:rFonts w:ascii="Malgun Gothic" w:hAnsi="Malgun Gothic" w:eastAsia="Malgun Gothic"/>
                 <w:b/>
-                <w:sz w:val="19"/>
+                <w:sz w:val="17"/>
               </w:rPr>
               <w:t>문항</w:t>
             </w:r>
@@ -212,8 +190,8 @@
         </w:tc>
         <w:tc>
           <w:tcPr>
-            <w:tcW w:type="dxa" w:w="1261"/>
-            <w:shd w:val="clear" w:color="auto" w:fill="E8E8E8"/>
+            <w:tcW w:type="dxa" w:w="1346"/>
+            <w:shd w:val="clear" w:color="auto" w:fill="E6E6E6"/>
           </w:tcPr>
           <w:p>
             <w:pPr>
@@ -223,7 +201,7 @@
               <w:rPr>
                 <w:rFonts w:ascii="Malgun Gothic" w:hAnsi="Malgun Gothic" w:eastAsia="Malgun Gothic"/>
                 <w:b/>
-                <w:sz w:val="19"/>
+                <w:sz w:val="17"/>
               </w:rPr>
               <w:t>정답</w:t>
             </w:r>
@@ -233,7 +211,7 @@
       <w:tr>
         <w:tc>
           <w:tcPr>
-            <w:tcW w:type="dxa" w:w="1261"/>
+            <w:tcW w:type="dxa" w:w="1346"/>
           </w:tcPr>
           <w:p>
             <w:pPr>
@@ -243,7 +221,7 @@
               <w:rPr>
                 <w:rFonts w:ascii="Malgun Gothic" w:hAnsi="Malgun Gothic" w:eastAsia="Malgun Gothic"/>
                 <w:b w:val="0"/>
-                <w:sz w:val="19"/>
+                <w:sz w:val="17"/>
               </w:rPr>
               <w:t>1</w:t>
             </w:r>
@@ -251,7 +229,7 @@
         </w:tc>
         <w:tc>
           <w:tcPr>
-            <w:tcW w:type="dxa" w:w="1261"/>
+            <w:tcW w:type="dxa" w:w="1346"/>
           </w:tcPr>
           <w:p>
             <w:pPr>
@@ -261,15 +239,15 @@
               <w:rPr>
                 <w:rFonts w:ascii="Malgun Gothic" w:hAnsi="Malgun Gothic" w:eastAsia="Malgun Gothic"/>
                 <w:b w:val="0"/>
-                <w:sz w:val="19"/>
+                <w:sz w:val="17"/>
               </w:rPr>
-              <w:t>③</w:t>
+              <w:t>④</w:t>
             </w:r>
           </w:p>
         </w:tc>
         <w:tc>
           <w:tcPr>
-            <w:tcW w:type="dxa" w:w="1261"/>
+            <w:tcW w:type="dxa" w:w="1346"/>
           </w:tcPr>
           <w:p>
             <w:pPr>
@@ -279,7 +257,7 @@
               <w:rPr>
                 <w:rFonts w:ascii="Malgun Gothic" w:hAnsi="Malgun Gothic" w:eastAsia="Malgun Gothic"/>
                 <w:b w:val="0"/>
-                <w:sz w:val="19"/>
+                <w:sz w:val="17"/>
               </w:rPr>
               <w:t>11</w:t>
             </w:r>
@@ -287,7 +265,7 @@
         </w:tc>
         <w:tc>
           <w:tcPr>
-            <w:tcW w:type="dxa" w:w="1261"/>
+            <w:tcW w:type="dxa" w:w="1346"/>
           </w:tcPr>
           <w:p>
             <w:pPr>
@@ -297,7 +275,7 @@
               <w:rPr>
                 <w:rFonts w:ascii="Malgun Gothic" w:hAnsi="Malgun Gothic" w:eastAsia="Malgun Gothic"/>
                 <w:b w:val="0"/>
-                <w:sz w:val="19"/>
+                <w:sz w:val="17"/>
               </w:rPr>
               <w:t>③</w:t>
             </w:r>
@@ -305,7 +283,7 @@
         </w:tc>
         <w:tc>
           <w:tcPr>
-            <w:tcW w:type="dxa" w:w="1261"/>
+            <w:tcW w:type="dxa" w:w="1346"/>
           </w:tcPr>
           <w:p>
             <w:pPr>
@@ -315,7 +293,7 @@
               <w:rPr>
                 <w:rFonts w:ascii="Malgun Gothic" w:hAnsi="Malgun Gothic" w:eastAsia="Malgun Gothic"/>
                 <w:b w:val="0"/>
-                <w:sz w:val="19"/>
+                <w:sz w:val="17"/>
               </w:rPr>
               <w:t>21</w:t>
             </w:r>
@@ -323,7 +301,7 @@
         </w:tc>
         <w:tc>
           <w:tcPr>
-            <w:tcW w:type="dxa" w:w="1261"/>
+            <w:tcW w:type="dxa" w:w="1346"/>
           </w:tcPr>
           <w:p>
             <w:pPr>
@@ -333,7 +311,7 @@
               <w:rPr>
                 <w:rFonts w:ascii="Malgun Gothic" w:hAnsi="Malgun Gothic" w:eastAsia="Malgun Gothic"/>
                 <w:b w:val="0"/>
-                <w:sz w:val="19"/>
+                <w:sz w:val="17"/>
               </w:rPr>
               <w:t>①</w:t>
             </w:r>
@@ -341,7 +319,7 @@
         </w:tc>
         <w:tc>
           <w:tcPr>
-            <w:tcW w:type="dxa" w:w="1261"/>
+            <w:tcW w:type="dxa" w:w="1346"/>
           </w:tcPr>
           <w:p>
             <w:pPr>
@@ -351,7 +329,7 @@
               <w:rPr>
                 <w:rFonts w:ascii="Malgun Gothic" w:hAnsi="Malgun Gothic" w:eastAsia="Malgun Gothic"/>
                 <w:b w:val="0"/>
-                <w:sz w:val="19"/>
+                <w:sz w:val="17"/>
               </w:rPr>
               <w:t>31</w:t>
             </w:r>
@@ -359,7 +337,7 @@
         </w:tc>
         <w:tc>
           <w:tcPr>
-            <w:tcW w:type="dxa" w:w="1261"/>
+            <w:tcW w:type="dxa" w:w="1346"/>
           </w:tcPr>
           <w:p>
             <w:pPr>
@@ -369,7 +347,7 @@
               <w:rPr>
                 <w:rFonts w:ascii="Malgun Gothic" w:hAnsi="Malgun Gothic" w:eastAsia="Malgun Gothic"/>
                 <w:b w:val="0"/>
-                <w:sz w:val="19"/>
+                <w:sz w:val="17"/>
               </w:rPr>
               <w:t>⑤</w:t>
             </w:r>
@@ -379,7 +357,7 @@
       <w:tr>
         <w:tc>
           <w:tcPr>
-            <w:tcW w:type="dxa" w:w="1261"/>
+            <w:tcW w:type="dxa" w:w="1346"/>
           </w:tcPr>
           <w:p>
             <w:pPr>
@@ -389,7 +367,7 @@
               <w:rPr>
                 <w:rFonts w:ascii="Malgun Gothic" w:hAnsi="Malgun Gothic" w:eastAsia="Malgun Gothic"/>
                 <w:b w:val="0"/>
-                <w:sz w:val="19"/>
+                <w:sz w:val="17"/>
               </w:rPr>
               <w:t>2</w:t>
             </w:r>
@@ -397,7 +375,7 @@
         </w:tc>
         <w:tc>
           <w:tcPr>
-            <w:tcW w:type="dxa" w:w="1261"/>
+            <w:tcW w:type="dxa" w:w="1346"/>
           </w:tcPr>
           <w:p>
             <w:pPr>
@@ -407,7 +385,7 @@
               <w:rPr>
                 <w:rFonts w:ascii="Malgun Gothic" w:hAnsi="Malgun Gothic" w:eastAsia="Malgun Gothic"/>
                 <w:b w:val="0"/>
-                <w:sz w:val="19"/>
+                <w:sz w:val="17"/>
               </w:rPr>
               <w:t>③</w:t>
             </w:r>
@@ -415,7 +393,7 @@
         </w:tc>
         <w:tc>
           <w:tcPr>
-            <w:tcW w:type="dxa" w:w="1261"/>
+            <w:tcW w:type="dxa" w:w="1346"/>
           </w:tcPr>
           <w:p>
             <w:pPr>
@@ -425,7 +403,7 @@
               <w:rPr>
                 <w:rFonts w:ascii="Malgun Gothic" w:hAnsi="Malgun Gothic" w:eastAsia="Malgun Gothic"/>
                 <w:b w:val="0"/>
-                <w:sz w:val="19"/>
+                <w:sz w:val="17"/>
               </w:rPr>
               <w:t>12</w:t>
             </w:r>
@@ -433,7 +411,7 @@
         </w:tc>
         <w:tc>
           <w:tcPr>
-            <w:tcW w:type="dxa" w:w="1261"/>
+            <w:tcW w:type="dxa" w:w="1346"/>
           </w:tcPr>
           <w:p>
             <w:pPr>
@@ -443,7 +421,7 @@
               <w:rPr>
                 <w:rFonts w:ascii="Malgun Gothic" w:hAnsi="Malgun Gothic" w:eastAsia="Malgun Gothic"/>
                 <w:b w:val="0"/>
-                <w:sz w:val="19"/>
+                <w:sz w:val="17"/>
               </w:rPr>
               <w:t>③</w:t>
             </w:r>
@@ -451,7 +429,7 @@
         </w:tc>
         <w:tc>
           <w:tcPr>
-            <w:tcW w:type="dxa" w:w="1261"/>
+            <w:tcW w:type="dxa" w:w="1346"/>
           </w:tcPr>
           <w:p>
             <w:pPr>
@@ -461,7 +439,7 @@
               <w:rPr>
                 <w:rFonts w:ascii="Malgun Gothic" w:hAnsi="Malgun Gothic" w:eastAsia="Malgun Gothic"/>
                 <w:b w:val="0"/>
-                <w:sz w:val="19"/>
+                <w:sz w:val="17"/>
               </w:rPr>
               <w:t>22</w:t>
             </w:r>
@@ -469,7 +447,7 @@
         </w:tc>
         <w:tc>
           <w:tcPr>
-            <w:tcW w:type="dxa" w:w="1261"/>
+            <w:tcW w:type="dxa" w:w="1346"/>
           </w:tcPr>
           <w:p>
             <w:pPr>
@@ -479,7 +457,7 @@
               <w:rPr>
                 <w:rFonts w:ascii="Malgun Gothic" w:hAnsi="Malgun Gothic" w:eastAsia="Malgun Gothic"/>
                 <w:b w:val="0"/>
-                <w:sz w:val="19"/>
+                <w:sz w:val="17"/>
               </w:rPr>
               <w:t>⑤</w:t>
             </w:r>
@@ -487,7 +465,7 @@
         </w:tc>
         <w:tc>
           <w:tcPr>
-            <w:tcW w:type="dxa" w:w="1261"/>
+            <w:tcW w:type="dxa" w:w="1346"/>
           </w:tcPr>
           <w:p>
             <w:pPr>
@@ -497,7 +475,7 @@
               <w:rPr>
                 <w:rFonts w:ascii="Malgun Gothic" w:hAnsi="Malgun Gothic" w:eastAsia="Malgun Gothic"/>
                 <w:b w:val="0"/>
-                <w:sz w:val="19"/>
+                <w:sz w:val="17"/>
               </w:rPr>
               <w:t>32</w:t>
             </w:r>
@@ -505,7 +483,7 @@
         </w:tc>
         <w:tc>
           <w:tcPr>
-            <w:tcW w:type="dxa" w:w="1261"/>
+            <w:tcW w:type="dxa" w:w="1346"/>
           </w:tcPr>
           <w:p>
             <w:pPr>
@@ -515,7 +493,7 @@
               <w:rPr>
                 <w:rFonts w:ascii="Malgun Gothic" w:hAnsi="Malgun Gothic" w:eastAsia="Malgun Gothic"/>
                 <w:b w:val="0"/>
-                <w:sz w:val="19"/>
+                <w:sz w:val="17"/>
               </w:rPr>
               <w:t>①</w:t>
             </w:r>
@@ -525,7 +503,7 @@
       <w:tr>
         <w:tc>
           <w:tcPr>
-            <w:tcW w:type="dxa" w:w="1261"/>
+            <w:tcW w:type="dxa" w:w="1346"/>
           </w:tcPr>
           <w:p>
             <w:pPr>
@@ -535,7 +513,7 @@
               <w:rPr>
                 <w:rFonts w:ascii="Malgun Gothic" w:hAnsi="Malgun Gothic" w:eastAsia="Malgun Gothic"/>
                 <w:b w:val="0"/>
-                <w:sz w:val="19"/>
+                <w:sz w:val="17"/>
               </w:rPr>
               <w:t>3</w:t>
             </w:r>
@@ -543,7 +521,7 @@
         </w:tc>
         <w:tc>
           <w:tcPr>
-            <w:tcW w:type="dxa" w:w="1261"/>
+            <w:tcW w:type="dxa" w:w="1346"/>
           </w:tcPr>
           <w:p>
             <w:pPr>
@@ -553,7 +531,7 @@
               <w:rPr>
                 <w:rFonts w:ascii="Malgun Gothic" w:hAnsi="Malgun Gothic" w:eastAsia="Malgun Gothic"/>
                 <w:b w:val="0"/>
-                <w:sz w:val="19"/>
+                <w:sz w:val="17"/>
               </w:rPr>
               <w:t>③</w:t>
             </w:r>
@@ -561,7 +539,7 @@
         </w:tc>
         <w:tc>
           <w:tcPr>
-            <w:tcW w:type="dxa" w:w="1261"/>
+            <w:tcW w:type="dxa" w:w="1346"/>
           </w:tcPr>
           <w:p>
             <w:pPr>
@@ -571,7 +549,7 @@
               <w:rPr>
                 <w:rFonts w:ascii="Malgun Gothic" w:hAnsi="Malgun Gothic" w:eastAsia="Malgun Gothic"/>
                 <w:b w:val="0"/>
-                <w:sz w:val="19"/>
+                <w:sz w:val="17"/>
               </w:rPr>
               <w:t>13</w:t>
             </w:r>
@@ -579,7 +557,7 @@
         </w:tc>
         <w:tc>
           <w:tcPr>
-            <w:tcW w:type="dxa" w:w="1261"/>
+            <w:tcW w:type="dxa" w:w="1346"/>
           </w:tcPr>
           <w:p>
             <w:pPr>
@@ -589,7 +567,7 @@
               <w:rPr>
                 <w:rFonts w:ascii="Malgun Gothic" w:hAnsi="Malgun Gothic" w:eastAsia="Malgun Gothic"/>
                 <w:b w:val="0"/>
-                <w:sz w:val="19"/>
+                <w:sz w:val="17"/>
               </w:rPr>
               <w:t>③</w:t>
             </w:r>
@@ -597,7 +575,7 @@
         </w:tc>
         <w:tc>
           <w:tcPr>
-            <w:tcW w:type="dxa" w:w="1261"/>
+            <w:tcW w:type="dxa" w:w="1346"/>
           </w:tcPr>
           <w:p>
             <w:pPr>
@@ -607,7 +585,7 @@
               <w:rPr>
                 <w:rFonts w:ascii="Malgun Gothic" w:hAnsi="Malgun Gothic" w:eastAsia="Malgun Gothic"/>
                 <w:b w:val="0"/>
-                <w:sz w:val="19"/>
+                <w:sz w:val="17"/>
               </w:rPr>
               <w:t>23</w:t>
             </w:r>
@@ -615,7 +593,7 @@
         </w:tc>
         <w:tc>
           <w:tcPr>
-            <w:tcW w:type="dxa" w:w="1261"/>
+            <w:tcW w:type="dxa" w:w="1346"/>
           </w:tcPr>
           <w:p>
             <w:pPr>
@@ -625,7 +603,7 @@
               <w:rPr>
                 <w:rFonts w:ascii="Malgun Gothic" w:hAnsi="Malgun Gothic" w:eastAsia="Malgun Gothic"/>
                 <w:b w:val="0"/>
-                <w:sz w:val="19"/>
+                <w:sz w:val="17"/>
               </w:rPr>
               <w:t>②</w:t>
             </w:r>
@@ -633,7 +611,7 @@
         </w:tc>
         <w:tc>
           <w:tcPr>
-            <w:tcW w:type="dxa" w:w="1261"/>
+            <w:tcW w:type="dxa" w:w="1346"/>
           </w:tcPr>
           <w:p>
             <w:pPr>
@@ -643,7 +621,7 @@
               <w:rPr>
                 <w:rFonts w:ascii="Malgun Gothic" w:hAnsi="Malgun Gothic" w:eastAsia="Malgun Gothic"/>
                 <w:b w:val="0"/>
-                <w:sz w:val="19"/>
+                <w:sz w:val="17"/>
               </w:rPr>
               <w:t>33</w:t>
             </w:r>
@@ -651,7 +629,7 @@
         </w:tc>
         <w:tc>
           <w:tcPr>
-            <w:tcW w:type="dxa" w:w="1261"/>
+            <w:tcW w:type="dxa" w:w="1346"/>
           </w:tcPr>
           <w:p>
             <w:pPr>
@@ -661,7 +639,7 @@
               <w:rPr>
                 <w:rFonts w:ascii="Malgun Gothic" w:hAnsi="Malgun Gothic" w:eastAsia="Malgun Gothic"/>
                 <w:b w:val="0"/>
-                <w:sz w:val="19"/>
+                <w:sz w:val="17"/>
               </w:rPr>
               <w:t>②</w:t>
             </w:r>
@@ -671,7 +649,7 @@
       <w:tr>
         <w:tc>
           <w:tcPr>
-            <w:tcW w:type="dxa" w:w="1261"/>
+            <w:tcW w:type="dxa" w:w="1346"/>
           </w:tcPr>
           <w:p>
             <w:pPr>
@@ -681,7 +659,7 @@
               <w:rPr>
                 <w:rFonts w:ascii="Malgun Gothic" w:hAnsi="Malgun Gothic" w:eastAsia="Malgun Gothic"/>
                 <w:b w:val="0"/>
-                <w:sz w:val="19"/>
+                <w:sz w:val="17"/>
               </w:rPr>
               <w:t>4</w:t>
             </w:r>
@@ -689,7 +667,7 @@
         </w:tc>
         <w:tc>
           <w:tcPr>
-            <w:tcW w:type="dxa" w:w="1261"/>
+            <w:tcW w:type="dxa" w:w="1346"/>
           </w:tcPr>
           <w:p>
             <w:pPr>
@@ -699,7 +677,7 @@
               <w:rPr>
                 <w:rFonts w:ascii="Malgun Gothic" w:hAnsi="Malgun Gothic" w:eastAsia="Malgun Gothic"/>
                 <w:b w:val="0"/>
-                <w:sz w:val="19"/>
+                <w:sz w:val="17"/>
               </w:rPr>
               <w:t>③</w:t>
             </w:r>
@@ -707,7 +685,7 @@
         </w:tc>
         <w:tc>
           <w:tcPr>
-            <w:tcW w:type="dxa" w:w="1261"/>
+            <w:tcW w:type="dxa" w:w="1346"/>
           </w:tcPr>
           <w:p>
             <w:pPr>
@@ -717,7 +695,7 @@
               <w:rPr>
                 <w:rFonts w:ascii="Malgun Gothic" w:hAnsi="Malgun Gothic" w:eastAsia="Malgun Gothic"/>
                 <w:b w:val="0"/>
-                <w:sz w:val="19"/>
+                <w:sz w:val="17"/>
               </w:rPr>
               <w:t>14</w:t>
             </w:r>
@@ -725,7 +703,7 @@
         </w:tc>
         <w:tc>
           <w:tcPr>
-            <w:tcW w:type="dxa" w:w="1261"/>
+            <w:tcW w:type="dxa" w:w="1346"/>
           </w:tcPr>
           <w:p>
             <w:pPr>
@@ -735,7 +713,7 @@
               <w:rPr>
                 <w:rFonts w:ascii="Malgun Gothic" w:hAnsi="Malgun Gothic" w:eastAsia="Malgun Gothic"/>
                 <w:b w:val="0"/>
-                <w:sz w:val="19"/>
+                <w:sz w:val="17"/>
               </w:rPr>
               <w:t>①</w:t>
             </w:r>
@@ -743,7 +721,7 @@
         </w:tc>
         <w:tc>
           <w:tcPr>
-            <w:tcW w:type="dxa" w:w="1261"/>
+            <w:tcW w:type="dxa" w:w="1346"/>
           </w:tcPr>
           <w:p>
             <w:pPr>
@@ -753,7 +731,7 @@
               <w:rPr>
                 <w:rFonts w:ascii="Malgun Gothic" w:hAnsi="Malgun Gothic" w:eastAsia="Malgun Gothic"/>
                 <w:b w:val="0"/>
-                <w:sz w:val="19"/>
+                <w:sz w:val="17"/>
               </w:rPr>
               <w:t>24</w:t>
             </w:r>
@@ -761,7 +739,7 @@
         </w:tc>
         <w:tc>
           <w:tcPr>
-            <w:tcW w:type="dxa" w:w="1261"/>
+            <w:tcW w:type="dxa" w:w="1346"/>
           </w:tcPr>
           <w:p>
             <w:pPr>
@@ -771,7 +749,7 @@
               <w:rPr>
                 <w:rFonts w:ascii="Malgun Gothic" w:hAnsi="Malgun Gothic" w:eastAsia="Malgun Gothic"/>
                 <w:b w:val="0"/>
-                <w:sz w:val="19"/>
+                <w:sz w:val="17"/>
               </w:rPr>
               <w:t>①</w:t>
             </w:r>
@@ -779,7 +757,7 @@
         </w:tc>
         <w:tc>
           <w:tcPr>
-            <w:tcW w:type="dxa" w:w="1261"/>
+            <w:tcW w:type="dxa" w:w="1346"/>
           </w:tcPr>
           <w:p>
             <w:pPr>
@@ -789,7 +767,7 @@
               <w:rPr>
                 <w:rFonts w:ascii="Malgun Gothic" w:hAnsi="Malgun Gothic" w:eastAsia="Malgun Gothic"/>
                 <w:b w:val="0"/>
-                <w:sz w:val="19"/>
+                <w:sz w:val="17"/>
               </w:rPr>
               <w:t>34</w:t>
             </w:r>
@@ -797,7 +775,7 @@
         </w:tc>
         <w:tc>
           <w:tcPr>
-            <w:tcW w:type="dxa" w:w="1261"/>
+            <w:tcW w:type="dxa" w:w="1346"/>
           </w:tcPr>
           <w:p>
             <w:pPr>
@@ -807,7 +785,7 @@
               <w:rPr>
                 <w:rFonts w:ascii="Malgun Gothic" w:hAnsi="Malgun Gothic" w:eastAsia="Malgun Gothic"/>
                 <w:b w:val="0"/>
-                <w:sz w:val="19"/>
+                <w:sz w:val="17"/>
               </w:rPr>
               <w:t>③</w:t>
             </w:r>
@@ -817,7 +795,7 @@
       <w:tr>
         <w:tc>
           <w:tcPr>
-            <w:tcW w:type="dxa" w:w="1261"/>
+            <w:tcW w:type="dxa" w:w="1346"/>
           </w:tcPr>
           <w:p>
             <w:pPr>
@@ -827,7 +805,7 @@
               <w:rPr>
                 <w:rFonts w:ascii="Malgun Gothic" w:hAnsi="Malgun Gothic" w:eastAsia="Malgun Gothic"/>
                 <w:b w:val="0"/>
-                <w:sz w:val="19"/>
+                <w:sz w:val="17"/>
               </w:rPr>
               <w:t>5</w:t>
             </w:r>
@@ -835,7 +813,7 @@
         </w:tc>
         <w:tc>
           <w:tcPr>
-            <w:tcW w:type="dxa" w:w="1261"/>
+            <w:tcW w:type="dxa" w:w="1346"/>
           </w:tcPr>
           <w:p>
             <w:pPr>
@@ -845,7 +823,7 @@
               <w:rPr>
                 <w:rFonts w:ascii="Malgun Gothic" w:hAnsi="Malgun Gothic" w:eastAsia="Malgun Gothic"/>
                 <w:b w:val="0"/>
-                <w:sz w:val="19"/>
+                <w:sz w:val="17"/>
               </w:rPr>
               <w:t>③</w:t>
             </w:r>
@@ -853,7 +831,7 @@
         </w:tc>
         <w:tc>
           <w:tcPr>
-            <w:tcW w:type="dxa" w:w="1261"/>
+            <w:tcW w:type="dxa" w:w="1346"/>
           </w:tcPr>
           <w:p>
             <w:pPr>
@@ -863,7 +841,7 @@
               <w:rPr>
                 <w:rFonts w:ascii="Malgun Gothic" w:hAnsi="Malgun Gothic" w:eastAsia="Malgun Gothic"/>
                 <w:b w:val="0"/>
-                <w:sz w:val="19"/>
+                <w:sz w:val="17"/>
               </w:rPr>
               <w:t>15</w:t>
             </w:r>
@@ -871,7 +849,7 @@
         </w:tc>
         <w:tc>
           <w:tcPr>
-            <w:tcW w:type="dxa" w:w="1261"/>
+            <w:tcW w:type="dxa" w:w="1346"/>
           </w:tcPr>
           <w:p>
             <w:pPr>
@@ -881,7 +859,7 @@
               <w:rPr>
                 <w:rFonts w:ascii="Malgun Gothic" w:hAnsi="Malgun Gothic" w:eastAsia="Malgun Gothic"/>
                 <w:b w:val="0"/>
-                <w:sz w:val="19"/>
+                <w:sz w:val="17"/>
               </w:rPr>
               <w:t>②</w:t>
             </w:r>
@@ -889,7 +867,7 @@
         </w:tc>
         <w:tc>
           <w:tcPr>
-            <w:tcW w:type="dxa" w:w="1261"/>
+            <w:tcW w:type="dxa" w:w="1346"/>
           </w:tcPr>
           <w:p>
             <w:pPr>
@@ -899,7 +877,7 @@
               <w:rPr>
                 <w:rFonts w:ascii="Malgun Gothic" w:hAnsi="Malgun Gothic" w:eastAsia="Malgun Gothic"/>
                 <w:b w:val="0"/>
-                <w:sz w:val="19"/>
+                <w:sz w:val="17"/>
               </w:rPr>
               <w:t>25</w:t>
             </w:r>
@@ -907,7 +885,7 @@
         </w:tc>
         <w:tc>
           <w:tcPr>
-            <w:tcW w:type="dxa" w:w="1261"/>
+            <w:tcW w:type="dxa" w:w="1346"/>
           </w:tcPr>
           <w:p>
             <w:pPr>
@@ -917,7 +895,7 @@
               <w:rPr>
                 <w:rFonts w:ascii="Malgun Gothic" w:hAnsi="Malgun Gothic" w:eastAsia="Malgun Gothic"/>
                 <w:b w:val="0"/>
-                <w:sz w:val="19"/>
+                <w:sz w:val="17"/>
               </w:rPr>
               <w:t>⑤</w:t>
             </w:r>
@@ -925,7 +903,7 @@
         </w:tc>
         <w:tc>
           <w:tcPr>
-            <w:tcW w:type="dxa" w:w="1261"/>
+            <w:tcW w:type="dxa" w:w="1346"/>
           </w:tcPr>
           <w:p>
             <w:pPr>
@@ -935,7 +913,7 @@
               <w:rPr>
                 <w:rFonts w:ascii="Malgun Gothic" w:hAnsi="Malgun Gothic" w:eastAsia="Malgun Gothic"/>
                 <w:b w:val="0"/>
-                <w:sz w:val="19"/>
+                <w:sz w:val="17"/>
               </w:rPr>
               <w:t>35</w:t>
             </w:r>
@@ -943,7 +921,7 @@
         </w:tc>
         <w:tc>
           <w:tcPr>
-            <w:tcW w:type="dxa" w:w="1261"/>
+            <w:tcW w:type="dxa" w:w="1346"/>
           </w:tcPr>
           <w:p>
             <w:pPr>
@@ -953,7 +931,7 @@
               <w:rPr>
                 <w:rFonts w:ascii="Malgun Gothic" w:hAnsi="Malgun Gothic" w:eastAsia="Malgun Gothic"/>
                 <w:b w:val="0"/>
-                <w:sz w:val="19"/>
+                <w:sz w:val="17"/>
               </w:rPr>
               <w:t>①</w:t>
             </w:r>
@@ -963,7 +941,7 @@
       <w:tr>
         <w:tc>
           <w:tcPr>
-            <w:tcW w:type="dxa" w:w="1261"/>
+            <w:tcW w:type="dxa" w:w="1346"/>
           </w:tcPr>
           <w:p>
             <w:pPr>
@@ -973,7 +951,7 @@
               <w:rPr>
                 <w:rFonts w:ascii="Malgun Gothic" w:hAnsi="Malgun Gothic" w:eastAsia="Malgun Gothic"/>
                 <w:b w:val="0"/>
-                <w:sz w:val="19"/>
+                <w:sz w:val="17"/>
               </w:rPr>
               <w:t>6</w:t>
             </w:r>
@@ -981,7 +959,7 @@
         </w:tc>
         <w:tc>
           <w:tcPr>
-            <w:tcW w:type="dxa" w:w="1261"/>
+            <w:tcW w:type="dxa" w:w="1346"/>
           </w:tcPr>
           <w:p>
             <w:pPr>
@@ -991,7 +969,7 @@
               <w:rPr>
                 <w:rFonts w:ascii="Malgun Gothic" w:hAnsi="Malgun Gothic" w:eastAsia="Malgun Gothic"/>
                 <w:b w:val="0"/>
-                <w:sz w:val="19"/>
+                <w:sz w:val="17"/>
               </w:rPr>
               <w:t>⑤</w:t>
             </w:r>
@@ -999,7 +977,7 @@
         </w:tc>
         <w:tc>
           <w:tcPr>
-            <w:tcW w:type="dxa" w:w="1261"/>
+            <w:tcW w:type="dxa" w:w="1346"/>
           </w:tcPr>
           <w:p>
             <w:pPr>
@@ -1009,7 +987,7 @@
               <w:rPr>
                 <w:rFonts w:ascii="Malgun Gothic" w:hAnsi="Malgun Gothic" w:eastAsia="Malgun Gothic"/>
                 <w:b w:val="0"/>
-                <w:sz w:val="19"/>
+                <w:sz w:val="17"/>
               </w:rPr>
               <w:t>16</w:t>
             </w:r>
@@ -1017,7 +995,7 @@
         </w:tc>
         <w:tc>
           <w:tcPr>
-            <w:tcW w:type="dxa" w:w="1261"/>
+            <w:tcW w:type="dxa" w:w="1346"/>
           </w:tcPr>
           <w:p>
             <w:pPr>
@@ -1027,7 +1005,7 @@
               <w:rPr>
                 <w:rFonts w:ascii="Malgun Gothic" w:hAnsi="Malgun Gothic" w:eastAsia="Malgun Gothic"/>
                 <w:b w:val="0"/>
-                <w:sz w:val="19"/>
+                <w:sz w:val="17"/>
               </w:rPr>
               <w:t>②</w:t>
             </w:r>
@@ -1035,7 +1013,7 @@
         </w:tc>
         <w:tc>
           <w:tcPr>
-            <w:tcW w:type="dxa" w:w="1261"/>
+            <w:tcW w:type="dxa" w:w="1346"/>
           </w:tcPr>
           <w:p>
             <w:pPr>
@@ -1045,7 +1023,7 @@
               <w:rPr>
                 <w:rFonts w:ascii="Malgun Gothic" w:hAnsi="Malgun Gothic" w:eastAsia="Malgun Gothic"/>
                 <w:b w:val="0"/>
-                <w:sz w:val="19"/>
+                <w:sz w:val="17"/>
               </w:rPr>
               <w:t>26</w:t>
             </w:r>
@@ -1053,7 +1031,7 @@
         </w:tc>
         <w:tc>
           <w:tcPr>
-            <w:tcW w:type="dxa" w:w="1261"/>
+            <w:tcW w:type="dxa" w:w="1346"/>
           </w:tcPr>
           <w:p>
             <w:pPr>
@@ -1063,7 +1041,7 @@
               <w:rPr>
                 <w:rFonts w:ascii="Malgun Gothic" w:hAnsi="Malgun Gothic" w:eastAsia="Malgun Gothic"/>
                 <w:b w:val="0"/>
-                <w:sz w:val="19"/>
+                <w:sz w:val="17"/>
               </w:rPr>
               <w:t>③</w:t>
             </w:r>
@@ -1071,7 +1049,7 @@
         </w:tc>
         <w:tc>
           <w:tcPr>
-            <w:tcW w:type="dxa" w:w="1261"/>
+            <w:tcW w:type="dxa" w:w="1346"/>
           </w:tcPr>
           <w:p>
             <w:pPr>
@@ -1081,7 +1059,7 @@
               <w:rPr>
                 <w:rFonts w:ascii="Malgun Gothic" w:hAnsi="Malgun Gothic" w:eastAsia="Malgun Gothic"/>
                 <w:b w:val="0"/>
-                <w:sz w:val="19"/>
+                <w:sz w:val="17"/>
               </w:rPr>
               <w:t>36</w:t>
             </w:r>
@@ -1089,7 +1067,7 @@
         </w:tc>
         <w:tc>
           <w:tcPr>
-            <w:tcW w:type="dxa" w:w="1261"/>
+            <w:tcW w:type="dxa" w:w="1346"/>
           </w:tcPr>
           <w:p>
             <w:pPr>
@@ -1099,7 +1077,7 @@
               <w:rPr>
                 <w:rFonts w:ascii="Malgun Gothic" w:hAnsi="Malgun Gothic" w:eastAsia="Malgun Gothic"/>
                 <w:b w:val="0"/>
-                <w:sz w:val="19"/>
+                <w:sz w:val="17"/>
               </w:rPr>
               <w:t>①</w:t>
             </w:r>
@@ -1109,7 +1087,7 @@
       <w:tr>
         <w:tc>
           <w:tcPr>
-            <w:tcW w:type="dxa" w:w="1261"/>
+            <w:tcW w:type="dxa" w:w="1346"/>
           </w:tcPr>
           <w:p>
             <w:pPr>
@@ -1119,7 +1097,7 @@
               <w:rPr>
                 <w:rFonts w:ascii="Malgun Gothic" w:hAnsi="Malgun Gothic" w:eastAsia="Malgun Gothic"/>
                 <w:b w:val="0"/>
-                <w:sz w:val="19"/>
+                <w:sz w:val="17"/>
               </w:rPr>
               <w:t>7</w:t>
             </w:r>
@@ -1127,7 +1105,7 @@
         </w:tc>
         <w:tc>
           <w:tcPr>
-            <w:tcW w:type="dxa" w:w="1261"/>
+            <w:tcW w:type="dxa" w:w="1346"/>
           </w:tcPr>
           <w:p>
             <w:pPr>
@@ -1137,7 +1115,7 @@
               <w:rPr>
                 <w:rFonts w:ascii="Malgun Gothic" w:hAnsi="Malgun Gothic" w:eastAsia="Malgun Gothic"/>
                 <w:b w:val="0"/>
-                <w:sz w:val="19"/>
+                <w:sz w:val="17"/>
               </w:rPr>
               <w:t>②</w:t>
             </w:r>
@@ -1145,7 +1123,7 @@
         </w:tc>
         <w:tc>
           <w:tcPr>
-            <w:tcW w:type="dxa" w:w="1261"/>
+            <w:tcW w:type="dxa" w:w="1346"/>
           </w:tcPr>
           <w:p>
             <w:pPr>
@@ -1155,7 +1133,7 @@
               <w:rPr>
                 <w:rFonts w:ascii="Malgun Gothic" w:hAnsi="Malgun Gothic" w:eastAsia="Malgun Gothic"/>
                 <w:b w:val="0"/>
-                <w:sz w:val="19"/>
+                <w:sz w:val="17"/>
               </w:rPr>
               <w:t>17</w:t>
             </w:r>
@@ -1163,7 +1141,7 @@
         </w:tc>
         <w:tc>
           <w:tcPr>
-            <w:tcW w:type="dxa" w:w="1261"/>
+            <w:tcW w:type="dxa" w:w="1346"/>
           </w:tcPr>
           <w:p>
             <w:pPr>
@@ -1173,7 +1151,7 @@
               <w:rPr>
                 <w:rFonts w:ascii="Malgun Gothic" w:hAnsi="Malgun Gothic" w:eastAsia="Malgun Gothic"/>
                 <w:b w:val="0"/>
-                <w:sz w:val="19"/>
+                <w:sz w:val="17"/>
               </w:rPr>
               <w:t>③</w:t>
             </w:r>
@@ -1181,7 +1159,7 @@
         </w:tc>
         <w:tc>
           <w:tcPr>
-            <w:tcW w:type="dxa" w:w="1261"/>
+            <w:tcW w:type="dxa" w:w="1346"/>
           </w:tcPr>
           <w:p>
             <w:pPr>
@@ -1191,7 +1169,7 @@
               <w:rPr>
                 <w:rFonts w:ascii="Malgun Gothic" w:hAnsi="Malgun Gothic" w:eastAsia="Malgun Gothic"/>
                 <w:b w:val="0"/>
-                <w:sz w:val="19"/>
+                <w:sz w:val="17"/>
               </w:rPr>
               <w:t>27</w:t>
             </w:r>
@@ -1199,7 +1177,7 @@
         </w:tc>
         <w:tc>
           <w:tcPr>
-            <w:tcW w:type="dxa" w:w="1261"/>
+            <w:tcW w:type="dxa" w:w="1346"/>
           </w:tcPr>
           <w:p>
             <w:pPr>
@@ -1209,7 +1187,7 @@
               <w:rPr>
                 <w:rFonts w:ascii="Malgun Gothic" w:hAnsi="Malgun Gothic" w:eastAsia="Malgun Gothic"/>
                 <w:b w:val="0"/>
-                <w:sz w:val="19"/>
+                <w:sz w:val="17"/>
               </w:rPr>
               <w:t>②</w:t>
             </w:r>
@@ -1217,7 +1195,7 @@
         </w:tc>
         <w:tc>
           <w:tcPr>
-            <w:tcW w:type="dxa" w:w="1261"/>
+            <w:tcW w:type="dxa" w:w="1346"/>
           </w:tcPr>
           <w:p>
             <w:pPr>
@@ -1227,7 +1205,7 @@
               <w:rPr>
                 <w:rFonts w:ascii="Malgun Gothic" w:hAnsi="Malgun Gothic" w:eastAsia="Malgun Gothic"/>
                 <w:b w:val="0"/>
-                <w:sz w:val="19"/>
+                <w:sz w:val="17"/>
               </w:rPr>
               <w:t>37</w:t>
             </w:r>
@@ -1235,7 +1213,7 @@
         </w:tc>
         <w:tc>
           <w:tcPr>
-            <w:tcW w:type="dxa" w:w="1261"/>
+            <w:tcW w:type="dxa" w:w="1346"/>
           </w:tcPr>
           <w:p>
             <w:pPr>
@@ -1245,7 +1223,7 @@
               <w:rPr>
                 <w:rFonts w:ascii="Malgun Gothic" w:hAnsi="Malgun Gothic" w:eastAsia="Malgun Gothic"/>
                 <w:b w:val="0"/>
-                <w:sz w:val="19"/>
+                <w:sz w:val="17"/>
               </w:rPr>
               <w:t>③</w:t>
             </w:r>
@@ -1255,7 +1233,7 @@
       <w:tr>
         <w:tc>
           <w:tcPr>
-            <w:tcW w:type="dxa" w:w="1261"/>
+            <w:tcW w:type="dxa" w:w="1346"/>
           </w:tcPr>
           <w:p>
             <w:pPr>
@@ -1265,7 +1243,7 @@
               <w:rPr>
                 <w:rFonts w:ascii="Malgun Gothic" w:hAnsi="Malgun Gothic" w:eastAsia="Malgun Gothic"/>
                 <w:b w:val="0"/>
-                <w:sz w:val="19"/>
+                <w:sz w:val="17"/>
               </w:rPr>
               <w:t>8</w:t>
             </w:r>
@@ -1273,7 +1251,7 @@
         </w:tc>
         <w:tc>
           <w:tcPr>
-            <w:tcW w:type="dxa" w:w="1261"/>
+            <w:tcW w:type="dxa" w:w="1346"/>
           </w:tcPr>
           <w:p>
             <w:pPr>
@@ -1283,7 +1261,7 @@
               <w:rPr>
                 <w:rFonts w:ascii="Malgun Gothic" w:hAnsi="Malgun Gothic" w:eastAsia="Malgun Gothic"/>
                 <w:b w:val="0"/>
-                <w:sz w:val="19"/>
+                <w:sz w:val="17"/>
               </w:rPr>
               <w:t>③</w:t>
             </w:r>
@@ -1291,7 +1269,7 @@
         </w:tc>
         <w:tc>
           <w:tcPr>
-            <w:tcW w:type="dxa" w:w="1261"/>
+            <w:tcW w:type="dxa" w:w="1346"/>
           </w:tcPr>
           <w:p>
             <w:pPr>
@@ -1301,7 +1279,7 @@
               <w:rPr>
                 <w:rFonts w:ascii="Malgun Gothic" w:hAnsi="Malgun Gothic" w:eastAsia="Malgun Gothic"/>
                 <w:b w:val="0"/>
-                <w:sz w:val="19"/>
+                <w:sz w:val="17"/>
               </w:rPr>
               <w:t>18</w:t>
             </w:r>
@@ -1309,7 +1287,7 @@
         </w:tc>
         <w:tc>
           <w:tcPr>
-            <w:tcW w:type="dxa" w:w="1261"/>
+            <w:tcW w:type="dxa" w:w="1346"/>
           </w:tcPr>
           <w:p>
             <w:pPr>
@@ -1319,7 +1297,7 @@
               <w:rPr>
                 <w:rFonts w:ascii="Malgun Gothic" w:hAnsi="Malgun Gothic" w:eastAsia="Malgun Gothic"/>
                 <w:b w:val="0"/>
-                <w:sz w:val="19"/>
+                <w:sz w:val="17"/>
               </w:rPr>
               <w:t>③</w:t>
             </w:r>
@@ -1327,7 +1305,7 @@
         </w:tc>
         <w:tc>
           <w:tcPr>
-            <w:tcW w:type="dxa" w:w="1261"/>
+            <w:tcW w:type="dxa" w:w="1346"/>
           </w:tcPr>
           <w:p>
             <w:pPr>
@@ -1337,7 +1315,7 @@
               <w:rPr>
                 <w:rFonts w:ascii="Malgun Gothic" w:hAnsi="Malgun Gothic" w:eastAsia="Malgun Gothic"/>
                 <w:b w:val="0"/>
-                <w:sz w:val="19"/>
+                <w:sz w:val="17"/>
               </w:rPr>
               <w:t>28</w:t>
             </w:r>
@@ -1345,7 +1323,7 @@
         </w:tc>
         <w:tc>
           <w:tcPr>
-            <w:tcW w:type="dxa" w:w="1261"/>
+            <w:tcW w:type="dxa" w:w="1346"/>
           </w:tcPr>
           <w:p>
             <w:pPr>
@@ -1355,7 +1333,7 @@
               <w:rPr>
                 <w:rFonts w:ascii="Malgun Gothic" w:hAnsi="Malgun Gothic" w:eastAsia="Malgun Gothic"/>
                 <w:b w:val="0"/>
-                <w:sz w:val="19"/>
+                <w:sz w:val="17"/>
               </w:rPr>
               <w:t>③</w:t>
             </w:r>
@@ -1363,7 +1341,7 @@
         </w:tc>
         <w:tc>
           <w:tcPr>
-            <w:tcW w:type="dxa" w:w="1261"/>
+            <w:tcW w:type="dxa" w:w="1346"/>
           </w:tcPr>
           <w:p>
             <w:pPr>
@@ -1373,7 +1351,7 @@
               <w:rPr>
                 <w:rFonts w:ascii="Malgun Gothic" w:hAnsi="Malgun Gothic" w:eastAsia="Malgun Gothic"/>
                 <w:b w:val="0"/>
-                <w:sz w:val="19"/>
+                <w:sz w:val="17"/>
               </w:rPr>
               <w:t>38</w:t>
             </w:r>
@@ -1381,7 +1359,7 @@
         </w:tc>
         <w:tc>
           <w:tcPr>
-            <w:tcW w:type="dxa" w:w="1261"/>
+            <w:tcW w:type="dxa" w:w="1346"/>
           </w:tcPr>
           <w:p>
             <w:pPr>
@@ -1391,7 +1369,7 @@
               <w:rPr>
                 <w:rFonts w:ascii="Malgun Gothic" w:hAnsi="Malgun Gothic" w:eastAsia="Malgun Gothic"/>
                 <w:b w:val="0"/>
-                <w:sz w:val="19"/>
+                <w:sz w:val="17"/>
               </w:rPr>
               <w:t>①</w:t>
             </w:r>
@@ -1401,7 +1379,7 @@
       <w:tr>
         <w:tc>
           <w:tcPr>
-            <w:tcW w:type="dxa" w:w="1261"/>
+            <w:tcW w:type="dxa" w:w="1346"/>
           </w:tcPr>
           <w:p>
             <w:pPr>
@@ -1411,7 +1389,7 @@
               <w:rPr>
                 <w:rFonts w:ascii="Malgun Gothic" w:hAnsi="Malgun Gothic" w:eastAsia="Malgun Gothic"/>
                 <w:b w:val="0"/>
-                <w:sz w:val="19"/>
+                <w:sz w:val="17"/>
               </w:rPr>
               <w:t>9</w:t>
             </w:r>
@@ -1419,7 +1397,7 @@
         </w:tc>
         <w:tc>
           <w:tcPr>
-            <w:tcW w:type="dxa" w:w="1261"/>
+            <w:tcW w:type="dxa" w:w="1346"/>
           </w:tcPr>
           <w:p>
             <w:pPr>
@@ -1429,7 +1407,7 @@
               <w:rPr>
                 <w:rFonts w:ascii="Malgun Gothic" w:hAnsi="Malgun Gothic" w:eastAsia="Malgun Gothic"/>
                 <w:b w:val="0"/>
-                <w:sz w:val="19"/>
+                <w:sz w:val="17"/>
               </w:rPr>
               <w:t>③</w:t>
             </w:r>
@@ -1437,7 +1415,7 @@
         </w:tc>
         <w:tc>
           <w:tcPr>
-            <w:tcW w:type="dxa" w:w="1261"/>
+            <w:tcW w:type="dxa" w:w="1346"/>
           </w:tcPr>
           <w:p>
             <w:pPr>
@@ -1447,7 +1425,7 @@
               <w:rPr>
                 <w:rFonts w:ascii="Malgun Gothic" w:hAnsi="Malgun Gothic" w:eastAsia="Malgun Gothic"/>
                 <w:b w:val="0"/>
-                <w:sz w:val="19"/>
+                <w:sz w:val="17"/>
               </w:rPr>
               <w:t>19</w:t>
             </w:r>
@@ -1455,7 +1433,7 @@
         </w:tc>
         <w:tc>
           <w:tcPr>
-            <w:tcW w:type="dxa" w:w="1261"/>
+            <w:tcW w:type="dxa" w:w="1346"/>
           </w:tcPr>
           <w:p>
             <w:pPr>
@@ -1465,7 +1443,7 @@
               <w:rPr>
                 <w:rFonts w:ascii="Malgun Gothic" w:hAnsi="Malgun Gothic" w:eastAsia="Malgun Gothic"/>
                 <w:b w:val="0"/>
-                <w:sz w:val="19"/>
+                <w:sz w:val="17"/>
               </w:rPr>
               <w:t>①</w:t>
             </w:r>
@@ -1473,7 +1451,7 @@
         </w:tc>
         <w:tc>
           <w:tcPr>
-            <w:tcW w:type="dxa" w:w="1261"/>
+            <w:tcW w:type="dxa" w:w="1346"/>
           </w:tcPr>
           <w:p>
             <w:pPr>
@@ -1483,7 +1461,7 @@
               <w:rPr>
                 <w:rFonts w:ascii="Malgun Gothic" w:hAnsi="Malgun Gothic" w:eastAsia="Malgun Gothic"/>
                 <w:b w:val="0"/>
-                <w:sz w:val="19"/>
+                <w:sz w:val="17"/>
               </w:rPr>
               <w:t>29</w:t>
             </w:r>
@@ -1491,7 +1469,7 @@
         </w:tc>
         <w:tc>
           <w:tcPr>
-            <w:tcW w:type="dxa" w:w="1261"/>
+            <w:tcW w:type="dxa" w:w="1346"/>
           </w:tcPr>
           <w:p>
             <w:pPr>
@@ -1501,7 +1479,7 @@
               <w:rPr>
                 <w:rFonts w:ascii="Malgun Gothic" w:hAnsi="Malgun Gothic" w:eastAsia="Malgun Gothic"/>
                 <w:b w:val="0"/>
-                <w:sz w:val="19"/>
+                <w:sz w:val="17"/>
               </w:rPr>
               <w:t>②</w:t>
             </w:r>
@@ -1509,7 +1487,7 @@
         </w:tc>
         <w:tc>
           <w:tcPr>
-            <w:tcW w:type="dxa" w:w="1261"/>
+            <w:tcW w:type="dxa" w:w="1346"/>
           </w:tcPr>
           <w:p>
             <w:pPr>
@@ -1519,7 +1497,7 @@
               <w:rPr>
                 <w:rFonts w:ascii="Malgun Gothic" w:hAnsi="Malgun Gothic" w:eastAsia="Malgun Gothic"/>
                 <w:b w:val="0"/>
-                <w:sz w:val="19"/>
+                <w:sz w:val="17"/>
               </w:rPr>
               <w:t>39</w:t>
             </w:r>
@@ -1527,7 +1505,7 @@
         </w:tc>
         <w:tc>
           <w:tcPr>
-            <w:tcW w:type="dxa" w:w="1261"/>
+            <w:tcW w:type="dxa" w:w="1346"/>
           </w:tcPr>
           <w:p>
             <w:pPr>
@@ -1537,7 +1515,7 @@
               <w:rPr>
                 <w:rFonts w:ascii="Malgun Gothic" w:hAnsi="Malgun Gothic" w:eastAsia="Malgun Gothic"/>
                 <w:b w:val="0"/>
-                <w:sz w:val="19"/>
+                <w:sz w:val="17"/>
               </w:rPr>
               <w:t>⑤</w:t>
             </w:r>
@@ -1547,7 +1525,7 @@
       <w:tr>
         <w:tc>
           <w:tcPr>
-            <w:tcW w:type="dxa" w:w="1261"/>
+            <w:tcW w:type="dxa" w:w="1346"/>
           </w:tcPr>
           <w:p>
             <w:pPr>
@@ -1557,7 +1535,7 @@
               <w:rPr>
                 <w:rFonts w:ascii="Malgun Gothic" w:hAnsi="Malgun Gothic" w:eastAsia="Malgun Gothic"/>
                 <w:b w:val="0"/>
-                <w:sz w:val="19"/>
+                <w:sz w:val="17"/>
               </w:rPr>
               <w:t>10</w:t>
             </w:r>
@@ -1565,7 +1543,7 @@
         </w:tc>
         <w:tc>
           <w:tcPr>
-            <w:tcW w:type="dxa" w:w="1261"/>
+            <w:tcW w:type="dxa" w:w="1346"/>
           </w:tcPr>
           <w:p>
             <w:pPr>
@@ -1575,7 +1553,7 @@
               <w:rPr>
                 <w:rFonts w:ascii="Malgun Gothic" w:hAnsi="Malgun Gothic" w:eastAsia="Malgun Gothic"/>
                 <w:b w:val="0"/>
-                <w:sz w:val="19"/>
+                <w:sz w:val="17"/>
               </w:rPr>
               <w:t>②</w:t>
             </w:r>
@@ -1583,7 +1561,7 @@
         </w:tc>
         <w:tc>
           <w:tcPr>
-            <w:tcW w:type="dxa" w:w="1261"/>
+            <w:tcW w:type="dxa" w:w="1346"/>
           </w:tcPr>
           <w:p>
             <w:pPr>
@@ -1593,7 +1571,7 @@
               <w:rPr>
                 <w:rFonts w:ascii="Malgun Gothic" w:hAnsi="Malgun Gothic" w:eastAsia="Malgun Gothic"/>
                 <w:b w:val="0"/>
-                <w:sz w:val="19"/>
+                <w:sz w:val="17"/>
               </w:rPr>
               <w:t>20</w:t>
             </w:r>
@@ -1601,7 +1579,7 @@
         </w:tc>
         <w:tc>
           <w:tcPr>
-            <w:tcW w:type="dxa" w:w="1261"/>
+            <w:tcW w:type="dxa" w:w="1346"/>
           </w:tcPr>
           <w:p>
             <w:pPr>
@@ -1611,7 +1589,7 @@
               <w:rPr>
                 <w:rFonts w:ascii="Malgun Gothic" w:hAnsi="Malgun Gothic" w:eastAsia="Malgun Gothic"/>
                 <w:b w:val="0"/>
-                <w:sz w:val="19"/>
+                <w:sz w:val="17"/>
               </w:rPr>
               <w:t>⑤</w:t>
             </w:r>
@@ -1619,7 +1597,7 @@
         </w:tc>
         <w:tc>
           <w:tcPr>
-            <w:tcW w:type="dxa" w:w="1261"/>
+            <w:tcW w:type="dxa" w:w="1346"/>
           </w:tcPr>
           <w:p>
             <w:pPr>
@@ -1629,7 +1607,7 @@
               <w:rPr>
                 <w:rFonts w:ascii="Malgun Gothic" w:hAnsi="Malgun Gothic" w:eastAsia="Malgun Gothic"/>
                 <w:b w:val="0"/>
-                <w:sz w:val="19"/>
+                <w:sz w:val="17"/>
               </w:rPr>
               <w:t>30</w:t>
             </w:r>
@@ -1637,7 +1615,7 @@
         </w:tc>
         <w:tc>
           <w:tcPr>
-            <w:tcW w:type="dxa" w:w="1261"/>
+            <w:tcW w:type="dxa" w:w="1346"/>
           </w:tcPr>
           <w:p>
             <w:pPr>
@@ -1647,7 +1625,7 @@
               <w:rPr>
                 <w:rFonts w:ascii="Malgun Gothic" w:hAnsi="Malgun Gothic" w:eastAsia="Malgun Gothic"/>
                 <w:b w:val="0"/>
-                <w:sz w:val="19"/>
+                <w:sz w:val="17"/>
               </w:rPr>
               <w:t>⑤</w:t>
             </w:r>
@@ -1655,7 +1633,7 @@
         </w:tc>
         <w:tc>
           <w:tcPr>
-            <w:tcW w:type="dxa" w:w="1261"/>
+            <w:tcW w:type="dxa" w:w="1346"/>
           </w:tcPr>
           <w:p>
             <w:pPr>
@@ -1665,7 +1643,7 @@
               <w:rPr>
                 <w:rFonts w:ascii="Malgun Gothic" w:hAnsi="Malgun Gothic" w:eastAsia="Malgun Gothic"/>
                 <w:b w:val="0"/>
-                <w:sz w:val="19"/>
+                <w:sz w:val="17"/>
               </w:rPr>
               <w:t>40</w:t>
             </w:r>
@@ -1673,7 +1651,7 @@
         </w:tc>
         <w:tc>
           <w:tcPr>
-            <w:tcW w:type="dxa" w:w="1261"/>
+            <w:tcW w:type="dxa" w:w="1346"/>
           </w:tcPr>
           <w:p>
             <w:pPr>
@@ -1683,7 +1661,7 @@
               <w:rPr>
                 <w:rFonts w:ascii="Malgun Gothic" w:hAnsi="Malgun Gothic" w:eastAsia="Malgun Gothic"/>
                 <w:b w:val="0"/>
-                <w:sz w:val="19"/>
+                <w:sz w:val="17"/>
               </w:rPr>
               <w:t>⑤</w:t>
             </w:r>
@@ -1693,26 +1671,32 @@
     </w:tbl>
     <w:p>
       <w:pPr>
-        <w:spacing w:after="40" w:before="0"/>
+        <w:spacing w:after="20" w:before="0"/>
       </w:pPr>
     </w:p>
     <w:p>
       <w:pPr>
-        <w:spacing w:before="240" w:after="80"/>
+        <w:spacing w:after="80" w:before="0"/>
+      </w:pPr>
+    </w:p>
+    <w:p>
+      <w:pPr>
+        <w:keepNext/>
+        <w:spacing w:before="160" w:after="60"/>
       </w:pPr>
       <w:r>
         <w:rPr>
           <w:rFonts w:ascii="Malgun Gothic" w:hAnsi="Malgun Gothic" w:eastAsia="Malgun Gothic"/>
           <w:b/>
           <w:color w:val="1F3A5F"/>
-          <w:sz w:val="26"/>
+          <w:sz w:val="24"/>
         </w:rPr>
         <w:t>Ⅴ. 식물과 에너지</w:t>
       </w:r>
     </w:p>
     <w:p>
       <w:pPr>
-        <w:spacing w:before="120" w:after="40"/>
+        <w:spacing w:before="100" w:after="20"/>
       </w:pPr>
       <w:r>
         <w:rPr>
@@ -1721,25 +1705,25 @@
           <w:color w:val="C0392B"/>
           <w:sz w:val="21"/>
         </w:rPr>
-        <w:t>1. 정답 ③</w:t>
+        <w:t>1. 정답 ④</w:t>
       </w:r>
     </w:p>
     <w:p>
       <w:pPr>
-        <w:spacing w:after="60"/>
+        <w:spacing w:after="40"/>
       </w:pPr>
       <w:r>
         <w:rPr>
           <w:rFonts w:ascii="Malgun Gothic" w:hAnsi="Malgun Gothic" w:eastAsia="Malgun Gothic"/>
           <w:b w:val="0"/>
-          <w:sz w:val="20"/>
+          <w:sz w:val="19"/>
         </w:rPr>
-        <w:t>광합성은 엽록체에서 일어나며(①×), 빛에너지를 흡수해 화학 에너지(포도당 속 에너지)로 전환한다(③○). 최초로 만들어지는 양분은 포도당이고(②×), 이산화 탄소를 흡수하고 산소를 방출하므로 주변 산소는 증가한다(④×, ⑤×).</w:t>
+        <w:t>식은 광합성(이산화 탄소 + 물 → 포도당 + 산소)을 나타낸다. 광합성은 엽록체에서 일어나(②○) 빛에너지를 화학 에너지로 바꾸며(③○), 산소를 ‘방출’한다. 따라서 ‘산소가 소모된다’는 ④가 옳지 않다. 만들어진 포도당은 잎에서 녹말로 잠시 저장될 수 있다(⑤○).</w:t>
       </w:r>
     </w:p>
     <w:p>
       <w:pPr>
-        <w:spacing w:before="120" w:after="40"/>
+        <w:spacing w:before="100" w:after="20"/>
       </w:pPr>
       <w:r>
         <w:rPr>
@@ -1753,20 +1737,20 @@
     </w:p>
     <w:p>
       <w:pPr>
-        <w:spacing w:after="60"/>
+        <w:spacing w:after="40"/>
       </w:pPr>
       <w:r>
         <w:rPr>
           <w:rFonts w:ascii="Malgun Gothic" w:hAnsi="Malgun Gothic" w:eastAsia="Malgun Gothic"/>
           <w:b w:val="0"/>
-          <w:sz w:val="20"/>
+          <w:sz w:val="19"/>
         </w:rPr>
         <w:t>중탕은 엽록소를 빼내 색 변화를 잘 보기 위함(ㄱ○). 빛을 받아 광합성이 일어난(녹말이 생긴) 부분은 청람색이 된다(ㄴ○). 이 실험은 ‘빛’의 필요성을 보이는 것이지 이산화 탄소 확인 실험은 아니다(ㄷ×).</w:t>
       </w:r>
     </w:p>
     <w:p>
       <w:pPr>
-        <w:spacing w:before="120" w:after="40"/>
+        <w:spacing w:before="100" w:after="20"/>
       </w:pPr>
       <w:r>
         <w:rPr>
@@ -1780,20 +1764,20 @@
     </w:p>
     <w:p>
       <w:pPr>
-        <w:spacing w:after="60"/>
+        <w:spacing w:after="40"/>
       </w:pPr>
       <w:r>
         <w:rPr>
           <w:rFonts w:ascii="Malgun Gothic" w:hAnsi="Malgun Gothic" w:eastAsia="Malgun Gothic"/>
           <w:b w:val="0"/>
-          <w:sz w:val="20"/>
+          <w:sz w:val="19"/>
         </w:rPr>
         <w:t>P점 이후 광합성량이 일정한 까닭은 빛이 충분해져 빛이 더 이상 제한 요인이 아니기 때문이다. 따라서 이산화 탄소 농도나 온도를 높여야 더 늘 수 있다(③○). 빛의 세기가 0이어도 호흡으로 기체는 출입한다(①×).</w:t>
       </w:r>
     </w:p>
     <w:p>
       <w:pPr>
-        <w:spacing w:before="120" w:after="40"/>
+        <w:spacing w:before="100" w:after="20"/>
       </w:pPr>
       <w:r>
         <w:rPr>
@@ -1807,20 +1791,20 @@
     </w:p>
     <w:p>
       <w:pPr>
-        <w:spacing w:after="60"/>
+        <w:spacing w:after="40"/>
       </w:pPr>
       <w:r>
         <w:rPr>
           <w:rFonts w:ascii="Malgun Gothic" w:hAnsi="Malgun Gothic" w:eastAsia="Malgun Gothic"/>
           <w:b w:val="0"/>
-          <w:sz w:val="20"/>
+          <w:sz w:val="19"/>
         </w:rPr>
         <w:t>온도는 적정 범위까지 광합성을 촉진하나 너무 높으면 효소 변성으로 감소(ㄱ○). 이산화 탄소 농도도 일정 농도까지 광합성량을 늘린다(ㄴ○). 영향 요인은 여러 가지다(ㄷ×).</w:t>
       </w:r>
     </w:p>
     <w:p>
       <w:pPr>
-        <w:spacing w:before="120" w:after="40"/>
+        <w:spacing w:before="100" w:after="20"/>
       </w:pPr>
       <w:r>
         <w:rPr>
@@ -1834,20 +1818,20 @@
     </w:p>
     <w:p>
       <w:pPr>
-        <w:spacing w:after="60"/>
+        <w:spacing w:after="40"/>
       </w:pPr>
       <w:r>
         <w:rPr>
           <w:rFonts w:ascii="Malgun Gothic" w:hAnsi="Malgun Gothic" w:eastAsia="Malgun Gothic"/>
           <w:b w:val="0"/>
-          <w:sz w:val="20"/>
+          <w:sz w:val="19"/>
         </w:rPr>
         <w:t>A(검정말+빛)는 광합성으로 이산화 탄소가 줄어 파래진다. A와 B는 ‘빛 유무’만 다르므로 비교하면 광합성에 빛이 필요함을 알 수 있다(③○). B와 C는 변수가 둘 다 달라 단독 비교가 안 된다(②×).</w:t>
       </w:r>
     </w:p>
     <w:p>
       <w:pPr>
-        <w:spacing w:before="120" w:after="40"/>
+        <w:spacing w:before="100" w:after="20"/>
       </w:pPr>
       <w:r>
         <w:rPr>
@@ -1861,20 +1845,20 @@
     </w:p>
     <w:p>
       <w:pPr>
-        <w:spacing w:after="60"/>
+        <w:spacing w:after="40"/>
       </w:pPr>
       <w:r>
         <w:rPr>
           <w:rFonts w:ascii="Malgun Gothic" w:hAnsi="Malgun Gothic" w:eastAsia="Malgun Gothic"/>
           <w:b w:val="0"/>
-          <w:sz w:val="20"/>
+          <w:sz w:val="19"/>
         </w:rPr>
         <w:t>공변세포에는 엽록체가 있어 광합성을 하고(ㄱ○), 보통 낮에 열리고 밤에 닫히며(ㄴ○), 기공은 기체와 수증기가 드나드는 통로다(ㄷ○).</w:t>
       </w:r>
     </w:p>
     <w:p>
       <w:pPr>
-        <w:spacing w:before="120" w:after="40"/>
+        <w:spacing w:before="100" w:after="20"/>
       </w:pPr>
       <w:r>
         <w:rPr>
@@ -1888,20 +1872,20 @@
     </w:p>
     <w:p>
       <w:pPr>
-        <w:spacing w:after="60"/>
+        <w:spacing w:after="40"/>
       </w:pPr>
       <w:r>
         <w:rPr>
           <w:rFonts w:ascii="Malgun Gothic" w:hAnsi="Malgun Gothic" w:eastAsia="Malgun Gothic"/>
           <w:b w:val="0"/>
-          <w:sz w:val="20"/>
+          <w:sz w:val="19"/>
         </w:rPr>
         <w:t>식용유는 수면 증발을 막기 위함(①×). 줄어든 물의 양이 A &lt; B이므로, 뒷면을 막은 A에서 증산이 더 크게 줄었다 → 기공이 뒷면에 더 많다(②○). ③은 A가 ‘앞면’이 막혔다고 했으므로 사실과 다르다(×).</w:t>
       </w:r>
     </w:p>
     <w:p>
       <w:pPr>
-        <w:spacing w:before="120" w:after="40"/>
+        <w:spacing w:before="100" w:after="20"/>
       </w:pPr>
       <w:r>
         <w:rPr>
@@ -1915,20 +1899,20 @@
     </w:p>
     <w:p>
       <w:pPr>
-        <w:spacing w:after="60"/>
+        <w:spacing w:after="40"/>
       </w:pPr>
       <w:r>
         <w:rPr>
           <w:rFonts w:ascii="Malgun Gothic" w:hAnsi="Malgun Gothic" w:eastAsia="Malgun Gothic"/>
           <w:b w:val="0"/>
-          <w:sz w:val="20"/>
+          <w:sz w:val="19"/>
         </w:rPr>
         <w:t>증산 작용은 습도가 ‘낮을수록’ 활발해진다. 따라서 ‘습도가 높을수록 활발하다’는 ③이 옳지 않다.</w:t>
       </w:r>
     </w:p>
     <w:p>
       <w:pPr>
-        <w:spacing w:before="120" w:after="40"/>
+        <w:spacing w:before="100" w:after="20"/>
       </w:pPr>
       <w:r>
         <w:rPr>
@@ -1942,20 +1926,20 @@
     </w:p>
     <w:p>
       <w:pPr>
-        <w:spacing w:after="60"/>
+        <w:spacing w:after="40"/>
       </w:pPr>
       <w:r>
         <w:rPr>
           <w:rFonts w:ascii="Malgun Gothic" w:hAnsi="Malgun Gothic" w:eastAsia="Malgun Gothic"/>
           <w:b w:val="0"/>
-          <w:sz w:val="20"/>
+          <w:sz w:val="19"/>
         </w:rPr>
         <w:t>호흡은 밤낮 구분 없이 항상 일어나며(ㄱ○), 살아 있는 모든 세포에서 일어난다(ㄴ×). 호흡으로 양분을 분해해 에너지를 얻는다(ㄷ○).</w:t>
       </w:r>
     </w:p>
     <w:p>
       <w:pPr>
-        <w:spacing w:before="120" w:after="40"/>
+        <w:spacing w:before="100" w:after="20"/>
       </w:pPr>
       <w:r>
         <w:rPr>
@@ -1969,20 +1953,20 @@
     </w:p>
     <w:p>
       <w:pPr>
-        <w:spacing w:after="60"/>
+        <w:spacing w:after="40"/>
       </w:pPr>
       <w:r>
         <w:rPr>
           <w:rFonts w:ascii="Malgun Gothic" w:hAnsi="Malgun Gothic" w:eastAsia="Malgun Gothic"/>
           <w:b w:val="0"/>
-          <w:sz w:val="20"/>
+          <w:sz w:val="19"/>
         </w:rPr>
         <w:t>(다)가 잘못됨: 광합성은 양분을 ‘합성(저장)’, 호흡은 양분을 ‘분해’한다(표는 반대). (가)·(나)·(라)는 옳다.</w:t>
       </w:r>
     </w:p>
     <w:p>
       <w:pPr>
-        <w:spacing w:before="120" w:after="40"/>
+        <w:spacing w:before="100" w:after="20"/>
       </w:pPr>
       <w:r>
         <w:rPr>
@@ -1996,20 +1980,20 @@
     </w:p>
     <w:p>
       <w:pPr>
-        <w:spacing w:after="60"/>
+        <w:spacing w:after="40"/>
       </w:pPr>
       <w:r>
         <w:rPr>
           <w:rFonts w:ascii="Malgun Gothic" w:hAnsi="Malgun Gothic" w:eastAsia="Malgun Gothic"/>
           <w:b w:val="0"/>
-          <w:sz w:val="20"/>
+          <w:sz w:val="19"/>
         </w:rPr>
         <w:t>낮에는 광합성량 &gt; 호흡량이므로 외관상 이산화 탄소를 흡수(ⓐ)하고 산소를 방출(ⓑ)한다(③○). 낮에도 호흡은 계속되고, 밤에는 출입 방향이 반대가 된다.</w:t>
       </w:r>
     </w:p>
     <w:p>
       <w:pPr>
-        <w:spacing w:before="120" w:after="40"/>
+        <w:spacing w:before="100" w:after="20"/>
       </w:pPr>
       <w:r>
         <w:rPr>
@@ -2023,20 +2007,20 @@
     </w:p>
     <w:p>
       <w:pPr>
-        <w:spacing w:after="60"/>
+        <w:spacing w:after="40"/>
       </w:pPr>
       <w:r>
         <w:rPr>
           <w:rFonts w:ascii="Malgun Gothic" w:hAnsi="Malgun Gothic" w:eastAsia="Malgun Gothic"/>
           <w:b w:val="0"/>
-          <w:sz w:val="20"/>
+          <w:sz w:val="19"/>
         </w:rPr>
         <w:t>잎의 포도당은 녹말로 잠시 저장됐다가 물에 잘 녹는 설탕으로 바뀌어 체관을 통해 이동한다(③○). 이동 형태는 녹말이 아니며, 통로는 물관이 아닌 체관이다.</w:t>
       </w:r>
     </w:p>
     <w:p>
       <w:pPr>
-        <w:spacing w:before="120" w:after="40"/>
+        <w:spacing w:before="100" w:after="20"/>
       </w:pPr>
       <w:r>
         <w:rPr>
@@ -2050,20 +2034,20 @@
     </w:p>
     <w:p>
       <w:pPr>
-        <w:spacing w:after="60"/>
+        <w:spacing w:after="40"/>
       </w:pPr>
       <w:r>
         <w:rPr>
           <w:rFonts w:ascii="Malgun Gothic" w:hAnsi="Malgun Gothic" w:eastAsia="Malgun Gothic"/>
           <w:b w:val="0"/>
-          <w:sz w:val="20"/>
+          <w:sz w:val="19"/>
         </w:rPr>
         <w:t>한낮은 광합성량 &gt; 호흡량 → 외관상 이산화 탄소 흡수(ㄱ○). 두 양이 같은 시각엔 외관상 기체 출입이 없는 듯 보인다(ㄴ○). 밤에는 호흡만 하므로 외관상 산소를 ‘흡수’한다(ㄷ×).</w:t>
       </w:r>
     </w:p>
     <w:p>
       <w:pPr>
-        <w:spacing w:before="120" w:after="40"/>
+        <w:spacing w:before="100" w:after="20"/>
       </w:pPr>
       <w:r>
         <w:rPr>
@@ -2077,34 +2061,35 @@
     </w:p>
     <w:p>
       <w:pPr>
-        <w:spacing w:after="60"/>
+        <w:spacing w:after="40"/>
       </w:pPr>
       <w:r>
         <w:rPr>
           <w:rFonts w:ascii="Malgun Gothic" w:hAnsi="Malgun Gothic" w:eastAsia="Malgun Gothic"/>
           <w:b w:val="0"/>
-          <w:sz w:val="20"/>
+          <w:sz w:val="19"/>
         </w:rPr>
         <w:t>빛을 비춘 부분과 가린 부분 비교 → ‘빛’ 확인. 이산화 탄소 흡수 물질 유무 비교 → ‘이산화 탄소’ 확인.</w:t>
       </w:r>
     </w:p>
     <w:p>
       <w:pPr>
-        <w:spacing w:before="240" w:after="80"/>
+        <w:keepNext/>
+        <w:spacing w:before="160" w:after="60"/>
       </w:pPr>
       <w:r>
         <w:rPr>
           <w:rFonts w:ascii="Malgun Gothic" w:hAnsi="Malgun Gothic" w:eastAsia="Malgun Gothic"/>
           <w:b/>
           <w:color w:val="1F3A5F"/>
-          <w:sz w:val="26"/>
+          <w:sz w:val="24"/>
         </w:rPr>
         <w:t>Ⅵ. 동물과 에너지</w:t>
       </w:r>
     </w:p>
     <w:p>
       <w:pPr>
-        <w:spacing w:before="120" w:after="40"/>
+        <w:spacing w:before="100" w:after="20"/>
       </w:pPr>
       <w:r>
         <w:rPr>
@@ -2118,20 +2103,20 @@
     </w:p>
     <w:p>
       <w:pPr>
-        <w:spacing w:after="60"/>
+        <w:spacing w:after="40"/>
       </w:pPr>
       <w:r>
         <w:rPr>
           <w:rFonts w:ascii="Malgun Gothic" w:hAnsi="Malgun Gothic" w:eastAsia="Malgun Gothic"/>
           <w:b w:val="0"/>
-          <w:sz w:val="20"/>
+          <w:sz w:val="19"/>
         </w:rPr>
         <w:t>단백질은 주 에너지원이자 몸을 구성하고 효소·호르몬의 주성분이 된다(②○). 주 에너지원은 탄수화물, 지방은 1 g당 약 9 kcal로 더 많고, 바이타민·무기염류는 부영양소, 물은 에너지원이 아니다.</w:t>
       </w:r>
     </w:p>
     <w:p>
       <w:pPr>
-        <w:spacing w:before="120" w:after="40"/>
+        <w:spacing w:before="100" w:after="20"/>
       </w:pPr>
       <w:r>
         <w:rPr>
@@ -2145,20 +2130,20 @@
     </w:p>
     <w:p>
       <w:pPr>
-        <w:spacing w:after="60"/>
+        <w:spacing w:after="40"/>
       </w:pPr>
       <w:r>
         <w:rPr>
           <w:rFonts w:ascii="Malgun Gothic" w:hAnsi="Malgun Gothic" w:eastAsia="Malgun Gothic"/>
           <w:b w:val="0"/>
-          <w:sz w:val="20"/>
+          <w:sz w:val="19"/>
         </w:rPr>
         <w:t>아이오딘 반응 없음(녹말 없음), 베네딕트 황적색(포도당), 뷰렛 보라색(단백질), 수단 Ⅲ 변화 없음(지방 없음) → 포도당과 단백질.</w:t>
       </w:r>
     </w:p>
     <w:p>
       <w:pPr>
-        <w:spacing w:before="120" w:after="40"/>
+        <w:spacing w:before="100" w:after="20"/>
       </w:pPr>
       <w:r>
         <w:rPr>
@@ -2172,20 +2157,20 @@
     </w:p>
     <w:p>
       <w:pPr>
-        <w:spacing w:after="60"/>
+        <w:spacing w:after="40"/>
       </w:pPr>
       <w:r>
         <w:rPr>
           <w:rFonts w:ascii="Malgun Gothic" w:hAnsi="Malgun Gothic" w:eastAsia="Malgun Gothic"/>
           <w:b w:val="0"/>
-          <w:sz w:val="20"/>
+          <w:sz w:val="19"/>
         </w:rPr>
         <w:t>소화는 큰 영양소를 흡수 가능한 크기로 분해하는 과정(ㄱ○). 효소는 특정 영양소에만 작용하고(ㄴ×), 체온(약 37 ℃) 부근에서 가장 활발하다(ㄷ○).</w:t>
       </w:r>
     </w:p>
     <w:p>
       <w:pPr>
-        <w:spacing w:before="120" w:after="40"/>
+        <w:spacing w:before="100" w:after="20"/>
       </w:pPr>
       <w:r>
         <w:rPr>
@@ -2199,20 +2184,20 @@
     </w:p>
     <w:p>
       <w:pPr>
-        <w:spacing w:after="60"/>
+        <w:spacing w:after="40"/>
       </w:pPr>
       <w:r>
         <w:rPr>
           <w:rFonts w:ascii="Malgun Gothic" w:hAnsi="Malgun Gothic" w:eastAsia="Malgun Gothic"/>
           <w:b w:val="0"/>
-          <w:sz w:val="20"/>
+          <w:sz w:val="19"/>
         </w:rPr>
         <w:t>침 속 아밀레이스는 약 37 ℃에서 가장 활발해 녹말을 엿당으로 분해하므로 B에서 황적색이 나타난다(③○). 0 ℃는 활동이 멈춘 것일 뿐 파괴된 것은 아니다(④×).</w:t>
       </w:r>
     </w:p>
     <w:p>
       <w:pPr>
-        <w:spacing w:before="120" w:after="40"/>
+        <w:spacing w:before="100" w:after="20"/>
       </w:pPr>
       <w:r>
         <w:rPr>
@@ -2226,20 +2211,20 @@
     </w:p>
     <w:p>
       <w:pPr>
-        <w:spacing w:after="60"/>
+        <w:spacing w:after="40"/>
       </w:pPr>
       <w:r>
         <w:rPr>
           <w:rFonts w:ascii="Malgun Gothic" w:hAnsi="Malgun Gothic" w:eastAsia="Malgun Gothic"/>
           <w:b w:val="0"/>
-          <w:sz w:val="20"/>
+          <w:sz w:val="19"/>
         </w:rPr>
         <w:t>위에서는 염산이 만든 산성 환경에서 펩신이 단백질을 분해한다(①○). 입은 아밀레이스, 쓸개즙은 간에서 생성되어 지방 소화를 돕는 물질(효소 아님), 영양소는 주로 소장에서 흡수, 이자는 효소를 분비한다.</w:t>
       </w:r>
     </w:p>
     <w:p>
       <w:pPr>
-        <w:spacing w:before="120" w:after="40"/>
+        <w:spacing w:before="100" w:after="20"/>
       </w:pPr>
       <w:r>
         <w:rPr>
@@ -2253,20 +2238,20 @@
     </w:p>
     <w:p>
       <w:pPr>
-        <w:spacing w:after="60"/>
+        <w:spacing w:after="40"/>
       </w:pPr>
       <w:r>
         <w:rPr>
           <w:rFonts w:ascii="Malgun Gothic" w:hAnsi="Malgun Gothic" w:eastAsia="Malgun Gothic"/>
           <w:b w:val="0"/>
-          <w:sz w:val="20"/>
+          <w:sz w:val="19"/>
         </w:rPr>
         <w:t>이자액에는 아밀레이스(녹말)·트립신(단백질)·라이페이스(지방)가 모두 들어 있어 3대 영양소를 분해한다.</w:t>
       </w:r>
     </w:p>
     <w:p>
       <w:pPr>
-        <w:spacing w:before="120" w:after="40"/>
+        <w:spacing w:before="100" w:after="20"/>
       </w:pPr>
       <w:r>
         <w:rPr>
@@ -2280,20 +2265,20 @@
     </w:p>
     <w:p>
       <w:pPr>
-        <w:spacing w:after="60"/>
+        <w:spacing w:after="40"/>
       </w:pPr>
       <w:r>
         <w:rPr>
           <w:rFonts w:ascii="Malgun Gothic" w:hAnsi="Malgun Gothic" w:eastAsia="Malgun Gothic"/>
           <w:b w:val="0"/>
-          <w:sz w:val="20"/>
+          <w:sz w:val="19"/>
         </w:rPr>
         <w:t>녹말 → 포도당, 단백질 → 아미노산, 지방 → 지방산과 모노글리세리드로 최종 분해된다.</w:t>
       </w:r>
     </w:p>
     <w:p>
       <w:pPr>
-        <w:spacing w:before="120" w:after="40"/>
+        <w:spacing w:before="100" w:after="20"/>
       </w:pPr>
       <w:r>
         <w:rPr>
@@ -2307,20 +2292,20 @@
     </w:p>
     <w:p>
       <w:pPr>
-        <w:spacing w:after="60"/>
+        <w:spacing w:after="40"/>
       </w:pPr>
       <w:r>
         <w:rPr>
           <w:rFonts w:ascii="Malgun Gothic" w:hAnsi="Malgun Gothic" w:eastAsia="Malgun Gothic"/>
           <w:b w:val="0"/>
-          <w:sz w:val="20"/>
+          <w:sz w:val="19"/>
         </w:rPr>
         <w:t>융털은 표면적을 넓혀 흡수를 돕고(ㄱ○), 포도당·아미노산은 모세 혈관(ㄴ○), 지방산·모노글리세리드는 암죽관으로 흡수된다(ㄷ○).</w:t>
       </w:r>
     </w:p>
     <w:p>
       <w:pPr>
-        <w:spacing w:before="120" w:after="40"/>
+        <w:spacing w:before="100" w:after="20"/>
       </w:pPr>
       <w:r>
         <w:rPr>
@@ -2334,20 +2319,20 @@
     </w:p>
     <w:p>
       <w:pPr>
-        <w:spacing w:after="60"/>
+        <w:spacing w:after="40"/>
       </w:pPr>
       <w:r>
         <w:rPr>
           <w:rFonts w:ascii="Malgun Gothic" w:hAnsi="Malgun Gothic" w:eastAsia="Malgun Gothic"/>
           <w:b w:val="0"/>
-          <w:sz w:val="20"/>
+          <w:sz w:val="19"/>
         </w:rPr>
         <w:t>좌심실은 온몸으로 혈액을 내보내 벽이 가장 두껍다(②○). 받아들이는 곳은 심방, 내보내는 곳은 심실, 판막은 역류를 막고, 우심실은 폐로 보내며, 심실 벽이 심방 벽보다 두껍다.</w:t>
       </w:r>
     </w:p>
     <w:p>
       <w:pPr>
-        <w:spacing w:before="120" w:after="40"/>
+        <w:spacing w:before="100" w:after="20"/>
       </w:pPr>
       <w:r>
         <w:rPr>
@@ -2361,20 +2346,20 @@
     </w:p>
     <w:p>
       <w:pPr>
-        <w:spacing w:after="60"/>
+        <w:spacing w:after="40"/>
       </w:pPr>
       <w:r>
         <w:rPr>
           <w:rFonts w:ascii="Malgun Gothic" w:hAnsi="Malgun Gothic" w:eastAsia="Malgun Gothic"/>
           <w:b w:val="0"/>
-          <w:sz w:val="20"/>
+          <w:sz w:val="19"/>
         </w:rPr>
         <w:t>A는 벽이 두껍고 탄력성 큰 동맥, B는 한 겹 세포층의 모세 혈관, C는 판막이 있는 정맥이다.</w:t>
       </w:r>
     </w:p>
     <w:p>
       <w:pPr>
-        <w:spacing w:before="120" w:after="40"/>
+        <w:spacing w:before="100" w:after="20"/>
       </w:pPr>
       <w:r>
         <w:rPr>
@@ -2388,20 +2373,20 @@
     </w:p>
     <w:p>
       <w:pPr>
-        <w:spacing w:after="60"/>
+        <w:spacing w:after="40"/>
       </w:pPr>
       <w:r>
         <w:rPr>
           <w:rFonts w:ascii="Malgun Gothic" w:hAnsi="Malgun Gothic" w:eastAsia="Malgun Gothic"/>
           <w:b w:val="0"/>
-          <w:sz w:val="20"/>
+          <w:sz w:val="19"/>
         </w:rPr>
         <w:t>적혈구는 헤모글로빈으로 산소 운반(ㄱ○), 백혈구는 식균 작용(ㄴ○), 혈소판은 혈액 응고에 관여한다(ㄷ○).</w:t>
       </w:r>
     </w:p>
     <w:p>
       <w:pPr>
-        <w:spacing w:before="120" w:after="40"/>
+        <w:spacing w:before="100" w:after="20"/>
       </w:pPr>
       <w:r>
         <w:rPr>
@@ -2415,20 +2400,20 @@
     </w:p>
     <w:p>
       <w:pPr>
-        <w:spacing w:after="60"/>
+        <w:spacing w:after="40"/>
       </w:pPr>
       <w:r>
         <w:rPr>
           <w:rFonts w:ascii="Malgun Gothic" w:hAnsi="Malgun Gothic" w:eastAsia="Malgun Gothic"/>
           <w:b w:val="0"/>
-          <w:sz w:val="20"/>
+          <w:sz w:val="19"/>
         </w:rPr>
         <w:t>대동맥에는 산소가 많은 동맥혈이 흐른다(③○). 폐동맥엔 정맥혈, 폐정맥엔 동맥혈이 흐르고, 폐순환을 거치면 산소가 많아지며, 대정맥엔 정맥혈이 흐른다.</w:t>
       </w:r>
     </w:p>
     <w:p>
       <w:pPr>
-        <w:spacing w:before="120" w:after="40"/>
+        <w:spacing w:before="100" w:after="20"/>
       </w:pPr>
       <w:r>
         <w:rPr>
@@ -2442,20 +2427,20 @@
     </w:p>
     <w:p>
       <w:pPr>
-        <w:spacing w:after="60"/>
+        <w:spacing w:after="40"/>
       </w:pPr>
       <w:r>
         <w:rPr>
           <w:rFonts w:ascii="Malgun Gothic" w:hAnsi="Malgun Gothic" w:eastAsia="Malgun Gothic"/>
           <w:b w:val="0"/>
-          <w:sz w:val="20"/>
+          <w:sz w:val="19"/>
         </w:rPr>
         <w:t>폐포가 많으면 공기와 닿는 표면적이 넓어져 기체 교환이 효율적으로 일어난다(②○).</w:t>
       </w:r>
     </w:p>
     <w:p>
       <w:pPr>
-        <w:spacing w:before="120" w:after="40"/>
+        <w:spacing w:before="100" w:after="20"/>
       </w:pPr>
       <w:r>
         <w:rPr>
@@ -2469,20 +2454,20 @@
     </w:p>
     <w:p>
       <w:pPr>
-        <w:spacing w:after="60"/>
+        <w:spacing w:after="40"/>
       </w:pPr>
       <w:r>
         <w:rPr>
           <w:rFonts w:ascii="Malgun Gothic" w:hAnsi="Malgun Gothic" w:eastAsia="Malgun Gothic"/>
           <w:b w:val="0"/>
-          <w:sz w:val="20"/>
+          <w:sz w:val="19"/>
         </w:rPr>
         <w:t>들숨 때 가로막이 내려가고 갈비뼈가 올라가 가슴속 공간이 넓어지고(ㄱ○), 압력이 낮아져(ㄴ○) 공기가 들어온다. ㄷ은 날숨 설명이다(×).</w:t>
       </w:r>
     </w:p>
     <w:p>
       <w:pPr>
-        <w:spacing w:before="120" w:after="40"/>
+        <w:spacing w:before="100" w:after="20"/>
       </w:pPr>
       <w:r>
         <w:rPr>
@@ -2496,20 +2481,20 @@
     </w:p>
     <w:p>
       <w:pPr>
-        <w:spacing w:after="60"/>
+        <w:spacing w:after="40"/>
       </w:pPr>
       <w:r>
         <w:rPr>
           <w:rFonts w:ascii="Malgun Gothic" w:hAnsi="Malgun Gothic" w:eastAsia="Malgun Gothic"/>
           <w:b w:val="0"/>
-          <w:sz w:val="20"/>
+          <w:sz w:val="19"/>
         </w:rPr>
         <w:t>단백질 분해로 생긴 암모니아는 간에서 독성이 약한 요소로 바뀐 뒤 콩팥에서 배설된다(②○). 암모니아는 단백질에서만 생기고, 이산화 탄소는 폐로, 요소는 콩팥으로 나간다.</w:t>
       </w:r>
     </w:p>
     <w:p>
       <w:pPr>
-        <w:spacing w:before="120" w:after="40"/>
+        <w:spacing w:before="100" w:after="20"/>
       </w:pPr>
       <w:r>
         <w:rPr>
@@ -2523,34 +2508,35 @@
     </w:p>
     <w:p>
       <w:pPr>
-        <w:spacing w:after="60"/>
+        <w:spacing w:after="40"/>
       </w:pPr>
       <w:r>
         <w:rPr>
           <w:rFonts w:ascii="Malgun Gothic" w:hAnsi="Malgun Gothic" w:eastAsia="Malgun Gothic"/>
           <w:b w:val="0"/>
-          <w:sz w:val="20"/>
+          <w:sz w:val="19"/>
         </w:rPr>
         <w:t>단백질은 커서 여과되지 않고(ㄱ○), 포도당은 여과 후 모두 재흡수되어 오줌에 없다(ㄴ○). 요소가 농축되는 것은 세뇨관에서 물이 재흡수되기 때문이다(ㄷ○).</w:t>
       </w:r>
     </w:p>
     <w:p>
       <w:pPr>
-        <w:spacing w:before="240" w:after="80"/>
+        <w:keepNext/>
+        <w:spacing w:before="160" w:after="60"/>
       </w:pPr>
       <w:r>
         <w:rPr>
           <w:rFonts w:ascii="Malgun Gothic" w:hAnsi="Malgun Gothic" w:eastAsia="Malgun Gothic"/>
           <w:b/>
           <w:color w:val="1F3A5F"/>
-          <w:sz w:val="26"/>
+          <w:sz w:val="24"/>
         </w:rPr>
         <w:t>Ⅶ. 전류의 자기 작용</w:t>
       </w:r>
     </w:p>
     <w:p>
       <w:pPr>
-        <w:spacing w:before="120" w:after="40"/>
+        <w:spacing w:before="100" w:after="20"/>
       </w:pPr>
       <w:r>
         <w:rPr>
@@ -2564,20 +2550,20 @@
     </w:p>
     <w:p>
       <w:pPr>
-        <w:spacing w:after="60"/>
+        <w:spacing w:after="40"/>
       </w:pPr>
       <w:r>
         <w:rPr>
           <w:rFonts w:ascii="Malgun Gothic" w:hAnsi="Malgun Gothic" w:eastAsia="Malgun Gothic"/>
           <w:b w:val="0"/>
-          <w:sz w:val="20"/>
+          <w:sz w:val="19"/>
         </w:rPr>
         <w:t>자기력선은 N극에서 나와 S극으로 들어가고(ㄱ○), 촘촘할수록 자기장이 세며(ㄴ○), 나침반 N극이 가리키는 방향이 자기장 방향이다(ㄷ○).</w:t>
       </w:r>
     </w:p>
     <w:p>
       <w:pPr>
-        <w:spacing w:before="120" w:after="40"/>
+        <w:spacing w:before="100" w:after="20"/>
       </w:pPr>
       <w:r>
         <w:rPr>
@@ -2591,20 +2577,20 @@
     </w:p>
     <w:p>
       <w:pPr>
-        <w:spacing w:after="60"/>
+        <w:spacing w:after="40"/>
       </w:pPr>
       <w:r>
         <w:rPr>
           <w:rFonts w:ascii="Malgun Gothic" w:hAnsi="Malgun Gothic" w:eastAsia="Malgun Gothic"/>
           <w:b w:val="0"/>
-          <w:sz w:val="20"/>
+          <w:sz w:val="19"/>
         </w:rPr>
         <w:t>직선 도선 주위엔 도선 중심의 동심원 모양 자기장이 생긴다(①○). 멀어질수록 약해지고, 전류 방향을 바꾸면 자기장 방향도 반대, 전류가 셀수록 자기장도 세진다.</w:t>
       </w:r>
     </w:p>
     <w:p>
       <w:pPr>
-        <w:spacing w:before="120" w:after="40"/>
+        <w:spacing w:before="100" w:after="20"/>
       </w:pPr>
       <w:r>
         <w:rPr>
@@ -2618,20 +2604,20 @@
     </w:p>
     <w:p>
       <w:pPr>
-        <w:spacing w:after="60"/>
+        <w:spacing w:after="40"/>
       </w:pPr>
       <w:r>
         <w:rPr>
           <w:rFonts w:ascii="Malgun Gothic" w:hAnsi="Malgun Gothic" w:eastAsia="Malgun Gothic"/>
           <w:b w:val="0"/>
-          <w:sz w:val="20"/>
+          <w:sz w:val="19"/>
         </w:rPr>
         <w:t>솔레노이드 주위 자기장은 막대자석 주위와 비슷한 모양이다(②○). 전류가 흐르면 자기장이 생기고, 전류 방향을 바꾸면 극이 바뀌며, 전류를 끊으면 자성이 사라지고, 철심을 넣어야 세진다.</w:t>
       </w:r>
     </w:p>
     <w:p>
       <w:pPr>
-        <w:spacing w:before="120" w:after="40"/>
+        <w:spacing w:before="100" w:after="20"/>
       </w:pPr>
       <w:r>
         <w:rPr>
@@ -2645,20 +2631,20 @@
     </w:p>
     <w:p>
       <w:pPr>
-        <w:spacing w:after="60"/>
+        <w:spacing w:after="40"/>
       </w:pPr>
       <w:r>
         <w:rPr>
           <w:rFonts w:ascii="Malgun Gothic" w:hAnsi="Malgun Gothic" w:eastAsia="Malgun Gothic"/>
           <w:b w:val="0"/>
-          <w:sz w:val="20"/>
+          <w:sz w:val="19"/>
         </w:rPr>
         <w:t>A·B는 전류가 같고 감은 수만 다르므로 ‘감은 수↑→세짐’(ㄱ○), B·C는 감은 수가 같고 전류만 다르므로 ‘전류↑→세짐’(ㄴ○). A·C는 두 변수가 모두 달라 단독 결론이 불가능하다(ㄷ×).</w:t>
       </w:r>
     </w:p>
     <w:p>
       <w:pPr>
-        <w:spacing w:before="120" w:after="40"/>
+        <w:spacing w:before="100" w:after="20"/>
       </w:pPr>
       <w:r>
         <w:rPr>
@@ -2672,20 +2658,20 @@
     </w:p>
     <w:p>
       <w:pPr>
-        <w:spacing w:after="60"/>
+        <w:spacing w:after="40"/>
       </w:pPr>
       <w:r>
         <w:rPr>
           <w:rFonts w:ascii="Malgun Gothic" w:hAnsi="Malgun Gothic" w:eastAsia="Malgun Gothic"/>
           <w:b w:val="0"/>
-          <w:sz w:val="20"/>
+          <w:sz w:val="19"/>
         </w:rPr>
         <w:t>외르스테드 실험은 전류가 흐르는 도선 주위에 자기장이 생겨 나침반이 움직임을 보여 준다(①○). 전류 방향을 바꾸면 자침이 도는 방향도 반대가 된다.</w:t>
       </w:r>
     </w:p>
     <w:p>
       <w:pPr>
-        <w:spacing w:before="120" w:after="40"/>
+        <w:spacing w:before="100" w:after="20"/>
       </w:pPr>
       <w:r>
         <w:rPr>
@@ -2699,20 +2685,20 @@
     </w:p>
     <w:p>
       <w:pPr>
-        <w:spacing w:after="60"/>
+        <w:spacing w:after="40"/>
       </w:pPr>
       <w:r>
         <w:rPr>
           <w:rFonts w:ascii="Malgun Gothic" w:hAnsi="Malgun Gothic" w:eastAsia="Malgun Gothic"/>
           <w:b w:val="0"/>
-          <w:sz w:val="20"/>
+          <w:sz w:val="19"/>
         </w:rPr>
         <w:t>전류 방향만 반대로 하면 힘의 방향도 반대가 된다(①○). 전류·자기장이 나란하면 힘은 0, 전류·자석이 셀수록 힘이 커지며, 둘 다 반대로 하면 힘은 원래와 같아진다(⑤×).</w:t>
       </w:r>
     </w:p>
     <w:p>
       <w:pPr>
-        <w:spacing w:before="120" w:after="40"/>
+        <w:spacing w:before="100" w:after="20"/>
       </w:pPr>
       <w:r>
         <w:rPr>
@@ -2726,20 +2712,20 @@
     </w:p>
     <w:p>
       <w:pPr>
-        <w:spacing w:after="60"/>
+        <w:spacing w:after="40"/>
       </w:pPr>
       <w:r>
         <w:rPr>
           <w:rFonts w:ascii="Malgun Gothic" w:hAnsi="Malgun Gothic" w:eastAsia="Malgun Gothic"/>
           <w:b w:val="0"/>
-          <w:sz w:val="20"/>
+          <w:sz w:val="19"/>
         </w:rPr>
         <w:t>힘은 전류가 셀수록(ㄱ○), 자기장이 셀수록(ㄴ○) 커진다. 전류와 자기장이 나란하면 힘이 0이 되므로 힘을 키우는 방법이 아니다(ㄷ×).</w:t>
       </w:r>
     </w:p>
     <w:p>
       <w:pPr>
-        <w:spacing w:before="120" w:after="40"/>
+        <w:spacing w:before="100" w:after="20"/>
       </w:pPr>
       <w:r>
         <w:rPr>
@@ -2753,20 +2739,20 @@
     </w:p>
     <w:p>
       <w:pPr>
-        <w:spacing w:after="60"/>
+        <w:spacing w:after="40"/>
       </w:pPr>
       <w:r>
         <w:rPr>
           <w:rFonts w:ascii="Malgun Gothic" w:hAnsi="Malgun Gothic" w:eastAsia="Malgun Gothic"/>
           <w:b w:val="0"/>
-          <w:sz w:val="20"/>
+          <w:sz w:val="19"/>
         </w:rPr>
         <w:t>전동기는 자기장 속 전류가 받는 힘을 이용해 전기 에너지를 운동 에너지로 바꾼다(①○). 코일 두 변은 반대 방향 힘을 받아 회전하고, 정류자는 전류 방향을 바꿔 회전을 지속시킨다. ⑤는 발전기 설명이다.</w:t>
       </w:r>
     </w:p>
     <w:p>
       <w:pPr>
-        <w:spacing w:before="120" w:after="40"/>
+        <w:spacing w:before="100" w:after="20"/>
       </w:pPr>
       <w:r>
         <w:rPr>
@@ -2780,20 +2766,20 @@
     </w:p>
     <w:p>
       <w:pPr>
-        <w:spacing w:after="60"/>
+        <w:spacing w:after="40"/>
       </w:pPr>
       <w:r>
         <w:rPr>
           <w:rFonts w:ascii="Malgun Gothic" w:hAnsi="Malgun Gothic" w:eastAsia="Malgun Gothic"/>
           <w:b w:val="0"/>
-          <w:sz w:val="20"/>
+          <w:sz w:val="19"/>
         </w:rPr>
         <w:t>스피커·전자석 기중기·전동기·자기 부상 장치는 모두 전류의 자기 작용을 이용한다. 태양 전지는 빛에너지를 전기 에너지로 바꾸는 장치로 관계가 없다(⑤).</w:t>
       </w:r>
     </w:p>
     <w:p>
       <w:pPr>
-        <w:spacing w:before="120" w:after="40"/>
+        <w:spacing w:before="100" w:after="20"/>
       </w:pPr>
       <w:r>
         <w:rPr>
@@ -2807,20 +2793,20 @@
     </w:p>
     <w:p>
       <w:pPr>
-        <w:spacing w:after="60"/>
+        <w:spacing w:after="40"/>
       </w:pPr>
       <w:r>
         <w:rPr>
           <w:rFonts w:ascii="Malgun Gothic" w:hAnsi="Malgun Gothic" w:eastAsia="Malgun Gothic"/>
           <w:b w:val="0"/>
-          <w:sz w:val="20"/>
+          <w:sz w:val="19"/>
         </w:rPr>
         <w:t>PQ가 움직이는 것은 자기장 속 전류가 힘을 받기 때문이고(ㄱ○), 전류 방향을 반대로 하면 반대로 움직이며(ㄴ○), 전류를 세게 하면 받는 힘이 커진다(ㄷ○).</w:t>
       </w:r>
     </w:p>
     <w:sectPr>
       <w:pgSz w:w="12240" w:h="15840"/>
-      <w:pgMar w:top="907" w:right="1077" w:bottom="907" w:left="1077" w:header="720" w:footer="720" w:gutter="0"/>
+      <w:pgMar w:top="737" w:right="737" w:bottom="737" w:left="737" w:header="720" w:footer="720" w:gutter="0"/>
       <w:cols w:space="720"/>
       <w:docGrid w:linePitch="360"/>
     </w:sectPr>
@@ -3191,6 +3177,10 @@
     <w:name w:val="Normal"/>
     <w:qFormat/>
     <w:rsid w:val="00FC693F"/>
+    <w:rPr>
+      <w:rFonts w:ascii="Malgun Gothic" w:hAnsi="Malgun Gothic" w:eastAsia="Malgun Gothic"/>
+      <w:sz w:val="20"/>
+    </w:rPr>
   </w:style>
   <w:style w:type="paragraph" w:styleId="Header">
     <w:name w:val="header"/>
